--- a/liquidacion/analytica/Report/PrintPropuestaValorizacion.docx
+++ b/liquidacion/analytica/Report/PrintPropuestaValorizacion.docx
@@ -1,6 +1,6 @@
 
 <file path=word/document.xml><?xml version="1.0" encoding="utf-8"?>
-<w:document xmlns:wpc="http://schemas.microsoft.com/office/word/2010/wordprocessingCanvas" xmlns:cx="http://schemas.microsoft.com/office/drawing/2014/chartex" xmlns:cx1="http://schemas.microsoft.com/office/drawing/2015/9/8/chartex" xmlns:cx2="http://schemas.microsoft.com/office/drawing/2015/10/21/chartex" xmlns:cx3="http://schemas.microsoft.com/office/drawing/2016/5/9/chartex" xmlns:cx4="http://schemas.microsoft.com/office/drawing/2016/5/10/chartex" xmlns:cx5="http://schemas.microsoft.com/office/drawing/2016/5/11/chartex" xmlns:cx6="http://schemas.microsoft.com/office/drawing/2016/5/12/chartex" xmlns:cx7="http://schemas.microsoft.com/office/drawing/2016/5/13/chartex" xmlns:cx8="http://schemas.microsoft.com/office/drawing/2016/5/14/chartex" xmlns:mc="http://schemas.openxmlformats.org/markup-compatibility/2006" xmlns:aink="http://schemas.microsoft.com/office/drawing/2016/ink" xmlns:am3d="http://schemas.microsoft.com/office/drawing/2017/model3d" xmlns:o="urn:schemas-microsoft-com:office:office" xmlns:r="http://schemas.openxmlformats.org/officeDocument/2006/relationships" xmlns:m="http://schemas.openxmlformats.org/officeDocument/2006/math" xmlns:v="urn:schemas-microsoft-com:vml" xmlns:wp14="http://schemas.microsoft.com/office/word/2010/wordprocessingDrawing" xmlns:wp="http://schemas.openxmlformats.org/drawingml/2006/wordprocessingDrawing" xmlns:w10="urn:schemas-microsoft-com:office:word" xmlns:w="http://schemas.openxmlformats.org/wordprocessingml/2006/main" xmlns:w14="http://schemas.microsoft.com/office/word/2010/wordml" xmlns:w15="http://schemas.microsoft.com/office/word/2012/wordml" xmlns:w16cex="http://schemas.microsoft.com/office/word/2018/wordml/cex" xmlns:w16cid="http://schemas.microsoft.com/office/word/2016/wordml/cid" xmlns:w16="http://schemas.microsoft.com/office/word/2018/wordml" xmlns:w16sdtdh="http://schemas.microsoft.com/office/word/2020/wordml/sdtdatahash" xmlns:w16se="http://schemas.microsoft.com/office/word/2015/wordml/symex" xmlns:wpg="http://schemas.microsoft.com/office/word/2010/wordprocessingGroup" xmlns:wpi="http://schemas.microsoft.com/office/word/2010/wordprocessingInk" xmlns:wne="http://schemas.microsoft.com/office/word/2006/wordml" xmlns:wps="http://schemas.microsoft.com/office/word/2010/wordprocessingShape" mc:Ignorable="w14 w15 w16se w16cid w16 w16cex w16sdtdh wp14">
+<w:document xmlns:wpc="http://schemas.microsoft.com/office/word/2010/wordprocessingCanvas" xmlns:cx="http://schemas.microsoft.com/office/drawing/2014/chartex" xmlns:cx1="http://schemas.microsoft.com/office/drawing/2015/9/8/chartex" xmlns:cx2="http://schemas.microsoft.com/office/drawing/2015/10/21/chartex" xmlns:cx3="http://schemas.microsoft.com/office/drawing/2016/5/9/chartex" xmlns:cx4="http://schemas.microsoft.com/office/drawing/2016/5/10/chartex" xmlns:cx5="http://schemas.microsoft.com/office/drawing/2016/5/11/chartex" xmlns:cx6="http://schemas.microsoft.com/office/drawing/2016/5/12/chartex" xmlns:cx7="http://schemas.microsoft.com/office/drawing/2016/5/13/chartex" xmlns:cx8="http://schemas.microsoft.com/office/drawing/2016/5/14/chartex" xmlns:mc="http://schemas.openxmlformats.org/markup-compatibility/2006" xmlns:aink="http://schemas.microsoft.com/office/drawing/2016/ink" xmlns:am3d="http://schemas.microsoft.com/office/drawing/2017/model3d" xmlns:o="urn:schemas-microsoft-com:office:office" xmlns:oel="http://schemas.microsoft.com/office/2019/extlst" xmlns:r="http://schemas.openxmlformats.org/officeDocument/2006/relationships" xmlns:m="http://schemas.openxmlformats.org/officeDocument/2006/math" xmlns:v="urn:schemas-microsoft-com:vml" xmlns:wp14="http://schemas.microsoft.com/office/word/2010/wordprocessingDrawing" xmlns:wp="http://schemas.openxmlformats.org/drawingml/2006/wordprocessingDrawing" xmlns:w10="urn:schemas-microsoft-com:office:word" xmlns:w="http://schemas.openxmlformats.org/wordprocessingml/2006/main" xmlns:w14="http://schemas.microsoft.com/office/word/2010/wordml" xmlns:w15="http://schemas.microsoft.com/office/word/2012/wordml" xmlns:w16cex="http://schemas.microsoft.com/office/word/2018/wordml/cex" xmlns:w16cid="http://schemas.microsoft.com/office/word/2016/wordml/cid" xmlns:w16="http://schemas.microsoft.com/office/word/2018/wordml" xmlns:w16du="http://schemas.microsoft.com/office/word/2023/wordml/word16du" xmlns:w16sdtdh="http://schemas.microsoft.com/office/word/2020/wordml/sdtdatahash" xmlns:w16sdtfl="http://schemas.microsoft.com/office/word/2024/wordml/sdtformatlock" xmlns:w16se="http://schemas.microsoft.com/office/word/2015/wordml/symex" xmlns:wpg="http://schemas.microsoft.com/office/word/2010/wordprocessingGroup" xmlns:wpi="http://schemas.microsoft.com/office/word/2010/wordprocessingInk" xmlns:wne="http://schemas.microsoft.com/office/word/2006/wordml" xmlns:wps="http://schemas.microsoft.com/office/word/2010/wordprocessingShape" mc:Ignorable="w14 w15 w16se w16cid w16 w16cex w16sdtdh w16sdtfl w16du wp14">
   <w:body>
     <w:tbl>
       <w:tblPr>
@@ -106,7 +106,6 @@
               </w:placeholder>
               <w15:appearance w15:val="hidden"/>
             </w:sdtPr>
-            <w:sdtEndPr/>
             <w:sdtContent>
               <w:p>
                 <w:pPr>
@@ -227,15 +226,15 @@
               <mc:AlternateContent>
                 <mc:Choice Requires="wps">
                   <w:drawing>
-                    <wp:anchor distT="0" distB="0" distL="114300" distR="114300" simplePos="0" relativeHeight="251662336" behindDoc="0" locked="0" layoutInCell="1" allowOverlap="1" wp14:anchorId="522B1D2F" wp14:editId="171CBD78">
+                    <wp:anchor distT="0" distB="0" distL="114300" distR="114300" simplePos="0" relativeHeight="251662336" behindDoc="0" locked="0" layoutInCell="1" allowOverlap="1" wp14:anchorId="522B1D2F" wp14:editId="0DC51D90">
                       <wp:simplePos x="0" y="0"/>
                       <wp:positionH relativeFrom="margin">
-                        <wp:posOffset>325120</wp:posOffset>
+                        <wp:posOffset>168910</wp:posOffset>
                       </wp:positionH>
                       <wp:positionV relativeFrom="paragraph">
-                        <wp:posOffset>-15240</wp:posOffset>
+                        <wp:posOffset>-23495</wp:posOffset>
                       </wp:positionV>
-                      <wp:extent cx="1842135" cy="927735"/>
+                      <wp:extent cx="2386965" cy="927735"/>
                       <wp:effectExtent l="0" t="0" r="0" b="0"/>
                       <wp:wrapNone/>
                       <wp:docPr id="1154350600" name="Rectángulo: esquinas redondeadas 1154350600"/>
@@ -251,7 +250,7 @@
                             <wps:spPr bwMode="auto">
                               <a:xfrm>
                                 <a:off x="0" y="0"/>
-                                <a:ext cx="1842135" cy="927735"/>
+                                <a:ext cx="2386965" cy="927735"/>
                               </a:xfrm>
                               <a:prstGeom prst="roundRect">
                                 <a:avLst>
@@ -333,7 +332,7 @@
                 </mc:Choice>
                 <mc:Fallback>
                   <w:pict>
-                    <v:roundrect w14:anchorId="522B1D2F" id="Rectángulo: esquinas redondeadas 1154350600" o:spid="_x0000_s1026" style="position:absolute;left:0;text-align:left;margin-left:25.6pt;margin-top:-1.2pt;width:145.05pt;height:73.05pt;z-index:251662336;visibility:visible;mso-wrap-style:square;mso-width-percent:0;mso-height-percent:0;mso-wrap-distance-left:9pt;mso-wrap-distance-top:0;mso-wrap-distance-right:9pt;mso-wrap-distance-bottom:0;mso-position-horizontal:absolute;mso-position-horizontal-relative:margin;mso-position-vertical:absolute;mso-position-vertical-relative:text;mso-width-percent:0;mso-height-percent:0;mso-width-relative:margin;mso-height-relative:margin;v-text-anchor:top" arcsize="10923f" o:gfxdata="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" filled="f" stroked="f">
+                    <v:roundrect w14:anchorId="522B1D2F" id="Rectángulo: esquinas redondeadas 1154350600" o:spid="_x0000_s1026" style="position:absolute;left:0;text-align:left;margin-left:13.3pt;margin-top:-1.85pt;width:187.95pt;height:73.05pt;z-index:251662336;visibility:visible;mso-wrap-style:square;mso-width-percent:0;mso-height-percent:0;mso-wrap-distance-left:9pt;mso-wrap-distance-top:0;mso-wrap-distance-right:9pt;mso-wrap-distance-bottom:0;mso-position-horizontal:absolute;mso-position-horizontal-relative:margin;mso-position-vertical:absolute;mso-position-vertical-relative:text;mso-width-percent:0;mso-height-percent:0;mso-width-relative:margin;mso-height-relative:margin;v-text-anchor:top" arcsize="10923f" o:gfxdata="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" filled="f" stroked="f">
                       <v:stroke joinstyle="miter"/>
                       <v:textbox>
                         <w:txbxContent>
@@ -499,13 +498,11 @@
             <w:tcBorders>
               <w:bottom w:val="single" w:sz="18" w:space="0" w:color="FEDE00" w:themeColor="accent2"/>
             </w:tcBorders>
-            <w:shd w:val="clear" w:color="auto" w:fill="auto"/>
             <w:vAlign w:val="bottom"/>
           </w:tcPr>
           <w:p>
             <w:pPr>
               <w:pStyle w:val="Ttulo1"/>
-              <w:outlineLvl w:val="0"/>
               <w:rPr>
                 <w:b w:val="0"/>
                 <w:bCs/>
@@ -543,7 +540,6 @@
             <w:tcBorders>
               <w:top w:val="single" w:sz="18" w:space="0" w:color="FEDE00" w:themeColor="accent2"/>
             </w:tcBorders>
-            <w:shd w:val="clear" w:color="auto" w:fill="auto"/>
             <w:vAlign w:val="center"/>
           </w:tcPr>
           <w:p/>
@@ -560,7 +556,6 @@
             <w:tcBorders>
               <w:bottom w:val="single" w:sz="18" w:space="0" w:color="FEDE00" w:themeColor="accent2"/>
             </w:tcBorders>
-            <w:shd w:val="clear" w:color="auto" w:fill="auto"/>
             <w:vAlign w:val="bottom"/>
           </w:tcPr>
           <w:tbl>
@@ -1143,7 +1138,6 @@
           <w:p>
             <w:pPr>
               <w:pStyle w:val="Ttulo1"/>
-              <w:outlineLvl w:val="0"/>
               <w:rPr>
                 <w:b w:val="0"/>
                 <w:bCs/>
@@ -1155,7 +1149,6 @@
           <w:p>
             <w:pPr>
               <w:pStyle w:val="Ttulo1"/>
-              <w:outlineLvl w:val="0"/>
               <w:rPr>
                 <w:b w:val="0"/>
                 <w:bCs/>
@@ -1167,7 +1160,6 @@
           <w:p>
             <w:pPr>
               <w:pStyle w:val="Ttulo1"/>
-              <w:outlineLvl w:val="0"/>
               <w:rPr>
                 <w:b w:val="0"/>
                 <w:bCs/>
@@ -1198,7 +1190,6 @@
             <w:tcBorders>
               <w:top w:val="single" w:sz="18" w:space="0" w:color="FEDE00" w:themeColor="accent2"/>
             </w:tcBorders>
-            <w:shd w:val="clear" w:color="auto" w:fill="auto"/>
             <w:vAlign w:val="center"/>
           </w:tcPr>
           <w:p/>
@@ -1222,7 +1213,6 @@
             <w:tcBorders>
               <w:bottom w:val="single" w:sz="18" w:space="0" w:color="FEDE00" w:themeColor="accent2"/>
             </w:tcBorders>
-            <w:shd w:val="clear" w:color="auto" w:fill="auto"/>
             <w:vAlign w:val="bottom"/>
           </w:tcPr>
           <w:tbl>
@@ -1263,7 +1253,6 @@
                   <w:pPr>
                     <w:pStyle w:val="Ttulo2"/>
                     <w:jc w:val="center"/>
-                    <w:outlineLvl w:val="1"/>
                     <w:rPr>
                       <w:rFonts w:eastAsia="MS Mincho" w:cstheme="minorBidi"/>
                       <w:caps w:val="0"/>
@@ -1291,7 +1280,6 @@
                   <w:pPr>
                     <w:pStyle w:val="Ttulo2"/>
                     <w:jc w:val="center"/>
-                    <w:outlineLvl w:val="1"/>
                     <w:rPr>
                       <w:rFonts w:eastAsia="MS Mincho" w:cstheme="minorBidi"/>
                       <w:caps w:val="0"/>
@@ -1319,7 +1307,6 @@
                   <w:pPr>
                     <w:pStyle w:val="Ttulo2"/>
                     <w:jc w:val="center"/>
-                    <w:outlineLvl w:val="1"/>
                     <w:rPr>
                       <w:rFonts w:eastAsia="MS Mincho" w:cstheme="minorBidi"/>
                       <w:caps w:val="0"/>
@@ -1347,7 +1334,6 @@
                   <w:pPr>
                     <w:pStyle w:val="Ttulo2"/>
                     <w:jc w:val="center"/>
-                    <w:outlineLvl w:val="1"/>
                     <w:rPr>
                       <w:rFonts w:eastAsia="MS Mincho" w:cstheme="minorBidi"/>
                       <w:caps w:val="0"/>
@@ -1375,7 +1361,6 @@
                   <w:pPr>
                     <w:pStyle w:val="Ttulo2"/>
                     <w:jc w:val="center"/>
-                    <w:outlineLvl w:val="1"/>
                     <w:rPr>
                       <w:rFonts w:eastAsia="MS Mincho" w:cstheme="minorBidi"/>
                       <w:caps w:val="0"/>
@@ -1403,7 +1388,6 @@
                   <w:pPr>
                     <w:pStyle w:val="Ttulo2"/>
                     <w:jc w:val="center"/>
-                    <w:outlineLvl w:val="1"/>
                     <w:rPr>
                       <w:rFonts w:eastAsia="MS Mincho" w:cstheme="minorBidi"/>
                       <w:caps w:val="0"/>
@@ -1458,7 +1442,6 @@
                   <w:pPr>
                     <w:pStyle w:val="Ttulo2"/>
                     <w:jc w:val="center"/>
-                    <w:outlineLvl w:val="1"/>
                     <w:rPr>
                       <w:rFonts w:eastAsia="MS Mincho" w:cstheme="minorBidi"/>
                       <w:caps w:val="0"/>
@@ -1495,7 +1478,6 @@
                   <w:pPr>
                     <w:pStyle w:val="Ttulo2"/>
                     <w:jc w:val="center"/>
-                    <w:outlineLvl w:val="1"/>
                     <w:rPr>
                       <w:rFonts w:eastAsia="MS Mincho" w:cstheme="minorBidi"/>
                       <w:caps w:val="0"/>
@@ -1520,7 +1502,6 @@
             <w:pPr>
               <w:pStyle w:val="Ttulo1"/>
               <w:spacing w:after="0"/>
-              <w:outlineLvl w:val="0"/>
               <w:rPr>
                 <w:rFonts w:asciiTheme="minorHAnsi" w:eastAsia="MS Mincho" w:hAnsiTheme="minorHAnsi" w:cstheme="minorBidi"/>
                 <w:b w:val="0"/>
@@ -1629,7 +1610,6 @@
                   <w:pPr>
                     <w:pStyle w:val="Ttulo2"/>
                     <w:jc w:val="center"/>
-                    <w:outlineLvl w:val="1"/>
                     <w:rPr>
                       <w:rFonts w:eastAsia="MS Mincho" w:cstheme="minorBidi"/>
                       <w:caps w:val="0"/>
@@ -1718,7 +1698,6 @@
                   <w:pPr>
                     <w:pStyle w:val="Ttulo2"/>
                     <w:jc w:val="center"/>
-                    <w:outlineLvl w:val="1"/>
                   </w:pPr>
                   <w:r>
                     <w:rPr>
@@ -1775,13 +1754,11 @@
               <w:tc>
                 <w:tcPr>
                   <w:tcW w:w="1701" w:type="dxa"/>
-                  <w:shd w:val="clear" w:color="auto" w:fill="auto"/>
                 </w:tcPr>
                 <w:p>
                   <w:pPr>
                     <w:pStyle w:val="Ttulo2"/>
                     <w:jc w:val="center"/>
-                    <w:outlineLvl w:val="1"/>
                     <w:rPr>
                       <w:rFonts w:eastAsia="MS Mincho" w:cstheme="minorBidi"/>
                       <w:caps w:val="0"/>
@@ -1870,7 +1847,6 @@
                   <w:pPr>
                     <w:pStyle w:val="Ttulo2"/>
                     <w:jc w:val="center"/>
-                    <w:outlineLvl w:val="1"/>
                     <w:rPr>
                       <w:rFonts w:eastAsia="MS Mincho" w:cstheme="minorBidi"/>
                       <w:caps w:val="0"/>
@@ -1939,7 +1915,6 @@
                   <w:pPr>
                     <w:pStyle w:val="Ttulo2"/>
                     <w:jc w:val="center"/>
-                    <w:outlineLvl w:val="1"/>
                     <w:rPr>
                       <w:rFonts w:eastAsia="MS Mincho" w:cstheme="minorBidi"/>
                       <w:caps w:val="0"/>
@@ -2008,7 +1983,6 @@
                   <w:pPr>
                     <w:pStyle w:val="Ttulo2"/>
                     <w:jc w:val="center"/>
-                    <w:outlineLvl w:val="1"/>
                     <w:rPr>
                       <w:rFonts w:eastAsia="MS Mincho" w:cstheme="minorBidi"/>
                       <w:caps w:val="0"/>
@@ -2077,7 +2051,6 @@
                   <w:pPr>
                     <w:pStyle w:val="Ttulo2"/>
                     <w:jc w:val="center"/>
-                    <w:outlineLvl w:val="1"/>
                     <w:rPr>
                       <w:rFonts w:eastAsia="MS Mincho" w:cstheme="minorBidi"/>
                       <w:caps w:val="0"/>
@@ -2146,7 +2119,6 @@
                   <w:pPr>
                     <w:pStyle w:val="Ttulo2"/>
                     <w:jc w:val="center"/>
-                    <w:outlineLvl w:val="1"/>
                     <w:rPr>
                       <w:rFonts w:eastAsia="MS Mincho" w:cstheme="minorBidi"/>
                       <w:caps w:val="0"/>
@@ -2213,7 +2185,6 @@
             <w:pPr>
               <w:pStyle w:val="Ttulo1"/>
               <w:spacing w:after="0"/>
-              <w:outlineLvl w:val="0"/>
               <w:rPr>
                 <w:rFonts w:asciiTheme="minorHAnsi" w:eastAsia="MS Mincho" w:hAnsiTheme="minorHAnsi" w:cstheme="minorBidi"/>
                 <w:b w:val="0"/>
@@ -2326,13 +2297,11 @@
                     <w:bottom w:val="nil"/>
                     <w:right w:val="nil"/>
                   </w:tcBorders>
-                  <w:shd w:val="clear" w:color="auto" w:fill="auto"/>
                 </w:tcPr>
                 <w:p>
                   <w:pPr>
                     <w:pStyle w:val="Ttulo2"/>
                     <w:jc w:val="right"/>
-                    <w:outlineLvl w:val="1"/>
                     <w:rPr>
                       <w:rFonts w:eastAsia="MS Mincho" w:cstheme="minorBidi"/>
                       <w:caps w:val="0"/>
@@ -2364,7 +2333,6 @@
                   <w:pPr>
                     <w:pStyle w:val="Ttulo2"/>
                     <w:jc w:val="right"/>
-                    <w:outlineLvl w:val="1"/>
                     <w:rPr>
                       <w:rFonts w:eastAsia="MS Mincho" w:cstheme="minorBidi"/>
                       <w:caps w:val="0"/>
@@ -2440,7 +2408,6 @@
           <w:p>
             <w:pPr>
               <w:pStyle w:val="Ttulo1"/>
-              <w:outlineLvl w:val="0"/>
               <w:rPr>
                 <w:color w:val="262626" w:themeColor="text1" w:themeTint="D9"/>
                 <w:lang w:bidi="es-ES"/>
@@ -2473,13 +2440,11 @@
               <w:tc>
                 <w:tcPr>
                   <w:tcW w:w="1860" w:type="dxa"/>
-                  <w:shd w:val="clear" w:color="auto" w:fill="auto"/>
                 </w:tcPr>
                 <w:p>
                   <w:pPr>
                     <w:pStyle w:val="Ttulo2"/>
                     <w:jc w:val="right"/>
-                    <w:outlineLvl w:val="1"/>
                     <w:rPr>
                       <w:rFonts w:eastAsia="MS Mincho" w:cstheme="minorBidi"/>
                       <w:caps w:val="0"/>
@@ -2553,7 +2518,6 @@
                   <w:pPr>
                     <w:pStyle w:val="Ttulo2"/>
                     <w:jc w:val="right"/>
-                    <w:outlineLvl w:val="1"/>
                     <w:rPr>
                       <w:rFonts w:eastAsia="MS Mincho" w:cstheme="minorBidi"/>
                       <w:caps w:val="0"/>
@@ -2628,7 +2592,6 @@
                   <w:pPr>
                     <w:pStyle w:val="Ttulo2"/>
                     <w:jc w:val="right"/>
-                    <w:outlineLvl w:val="1"/>
                     <w:rPr>
                       <w:rFonts w:eastAsia="MS Mincho" w:cstheme="minorBidi"/>
                       <w:caps w:val="0"/>
@@ -2731,7 +2694,6 @@
           <w:p>
             <w:pPr>
               <w:pStyle w:val="Ttulo1"/>
-              <w:outlineLvl w:val="0"/>
               <w:rPr>
                 <w:color w:val="262626" w:themeColor="text1" w:themeTint="D9"/>
                 <w:lang w:bidi="es-ES"/>
@@ -2741,7 +2703,6 @@
           <w:p>
             <w:pPr>
               <w:pStyle w:val="Ttulo1"/>
-              <w:outlineLvl w:val="0"/>
               <w:rPr>
                 <w:color w:val="262626" w:themeColor="text1" w:themeTint="D9"/>
                 <w:lang w:bidi="es-ES"/>
@@ -2891,7 +2852,7 @@
                     </wp:anchor>
                   </w:drawing>
                 </mc:Choice>
-                <mc:Fallback xmlns:oel="http://schemas.microsoft.com/office/2019/extlst" xmlns:w16du="http://schemas.microsoft.com/office/word/2023/wordml/word16du">
+                <mc:Fallback>
                   <w:pict>
                     <v:line w14:anchorId="76288BD4" id="Conector recto 1" o:spid="_x0000_s1026" style="position:absolute;z-index:251666432;visibility:visible;mso-wrap-style:square;mso-width-percent:0;mso-height-percent:0;mso-wrap-distance-left:9pt;mso-wrap-distance-top:0;mso-wrap-distance-right:9pt;mso-wrap-distance-bottom:0;mso-position-horizontal:absolute;mso-position-horizontal-relative:text;mso-position-vertical:absolute;mso-position-vertical-relative:text;mso-width-percent:0;mso-height-percent:0;mso-width-relative:margin;mso-height-relative:margin" from="45.3pt,33.5pt" to="229.05pt,33.5pt" o:gfxdata="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" strokecolor="#7e97ad [3204]" strokeweight=".5pt">
                       <v:stroke joinstyle="miter"/>
@@ -3026,7 +2987,7 @@
 </file>
 
 <file path=word/endnotes.xml><?xml version="1.0" encoding="utf-8"?>
-<w:endnotes xmlns:wpc="http://schemas.microsoft.com/office/word/2010/wordprocessingCanvas" xmlns:cx="http://schemas.microsoft.com/office/drawing/2014/chartex" xmlns:cx1="http://schemas.microsoft.com/office/drawing/2015/9/8/chartex" xmlns:cx2="http://schemas.microsoft.com/office/drawing/2015/10/21/chartex" xmlns:cx3="http://schemas.microsoft.com/office/drawing/2016/5/9/chartex" xmlns:cx4="http://schemas.microsoft.com/office/drawing/2016/5/10/chartex" xmlns:cx5="http://schemas.microsoft.com/office/drawing/2016/5/11/chartex" xmlns:cx6="http://schemas.microsoft.com/office/drawing/2016/5/12/chartex" xmlns:cx7="http://schemas.microsoft.com/office/drawing/2016/5/13/chartex" xmlns:cx8="http://schemas.microsoft.com/office/drawing/2016/5/14/chartex" xmlns:mc="http://schemas.openxmlformats.org/markup-compatibility/2006" xmlns:aink="http://schemas.microsoft.com/office/drawing/2016/ink" xmlns:am3d="http://schemas.microsoft.com/office/drawing/2017/model3d" xmlns:o="urn:schemas-microsoft-com:office:office" xmlns:r="http://schemas.openxmlformats.org/officeDocument/2006/relationships" xmlns:m="http://schemas.openxmlformats.org/officeDocument/2006/math" xmlns:v="urn:schemas-microsoft-com:vml" xmlns:wp14="http://schemas.microsoft.com/office/word/2010/wordprocessingDrawing" xmlns:wp="http://schemas.openxmlformats.org/drawingml/2006/wordprocessingDrawing" xmlns:w10="urn:schemas-microsoft-com:office:word" xmlns:w="http://schemas.openxmlformats.org/wordprocessingml/2006/main" xmlns:w14="http://schemas.microsoft.com/office/word/2010/wordml" xmlns:w15="http://schemas.microsoft.com/office/word/2012/wordml" xmlns:w16cex="http://schemas.microsoft.com/office/word/2018/wordml/cex" xmlns:w16cid="http://schemas.microsoft.com/office/word/2016/wordml/cid" xmlns:w16="http://schemas.microsoft.com/office/word/2018/wordml" xmlns:w16sdtdh="http://schemas.microsoft.com/office/word/2020/wordml/sdtdatahash" xmlns:w16se="http://schemas.microsoft.com/office/word/2015/wordml/symex" xmlns:wpg="http://schemas.microsoft.com/office/word/2010/wordprocessingGroup" xmlns:wpi="http://schemas.microsoft.com/office/word/2010/wordprocessingInk" xmlns:wne="http://schemas.microsoft.com/office/word/2006/wordml" xmlns:wps="http://schemas.microsoft.com/office/word/2010/wordprocessingShape" mc:Ignorable="w14 w15 w16se w16cid w16 w16cex w16sdtdh wp14">
+<w:endnotes xmlns:wpc="http://schemas.microsoft.com/office/word/2010/wordprocessingCanvas" xmlns:cx="http://schemas.microsoft.com/office/drawing/2014/chartex" xmlns:cx1="http://schemas.microsoft.com/office/drawing/2015/9/8/chartex" xmlns:cx2="http://schemas.microsoft.com/office/drawing/2015/10/21/chartex" xmlns:cx3="http://schemas.microsoft.com/office/drawing/2016/5/9/chartex" xmlns:cx4="http://schemas.microsoft.com/office/drawing/2016/5/10/chartex" xmlns:cx5="http://schemas.microsoft.com/office/drawing/2016/5/11/chartex" xmlns:cx6="http://schemas.microsoft.com/office/drawing/2016/5/12/chartex" xmlns:cx7="http://schemas.microsoft.com/office/drawing/2016/5/13/chartex" xmlns:cx8="http://schemas.microsoft.com/office/drawing/2016/5/14/chartex" xmlns:mc="http://schemas.openxmlformats.org/markup-compatibility/2006" xmlns:aink="http://schemas.microsoft.com/office/drawing/2016/ink" xmlns:am3d="http://schemas.microsoft.com/office/drawing/2017/model3d" xmlns:o="urn:schemas-microsoft-com:office:office" xmlns:oel="http://schemas.microsoft.com/office/2019/extlst" xmlns:r="http://schemas.openxmlformats.org/officeDocument/2006/relationships" xmlns:m="http://schemas.openxmlformats.org/officeDocument/2006/math" xmlns:v="urn:schemas-microsoft-com:vml" xmlns:wp14="http://schemas.microsoft.com/office/word/2010/wordprocessingDrawing" xmlns:wp="http://schemas.openxmlformats.org/drawingml/2006/wordprocessingDrawing" xmlns:w10="urn:schemas-microsoft-com:office:word" xmlns:w="http://schemas.openxmlformats.org/wordprocessingml/2006/main" xmlns:w14="http://schemas.microsoft.com/office/word/2010/wordml" xmlns:w15="http://schemas.microsoft.com/office/word/2012/wordml" xmlns:w16cex="http://schemas.microsoft.com/office/word/2018/wordml/cex" xmlns:w16cid="http://schemas.microsoft.com/office/word/2016/wordml/cid" xmlns:w16="http://schemas.microsoft.com/office/word/2018/wordml" xmlns:w16du="http://schemas.microsoft.com/office/word/2023/wordml/word16du" xmlns:w16sdtdh="http://schemas.microsoft.com/office/word/2020/wordml/sdtdatahash" xmlns:w16sdtfl="http://schemas.microsoft.com/office/word/2024/wordml/sdtformatlock" xmlns:w16se="http://schemas.microsoft.com/office/word/2015/wordml/symex" xmlns:wpg="http://schemas.microsoft.com/office/word/2010/wordprocessingGroup" xmlns:wpi="http://schemas.microsoft.com/office/word/2010/wordprocessingInk" xmlns:wne="http://schemas.microsoft.com/office/word/2006/wordml" xmlns:wps="http://schemas.microsoft.com/office/word/2010/wordprocessingShape" mc:Ignorable="w14 w15 w16se w16cid w16 w16cex w16sdtdh w16sdtfl w16du wp14">
   <w:endnote w:type="separator" w:id="-1">
     <w:p>
       <w:pPr>
@@ -3053,7 +3014,7 @@
 </file>
 
 <file path=word/footer1.xml><?xml version="1.0" encoding="utf-8"?>
-<w:ftr xmlns:wpc="http://schemas.microsoft.com/office/word/2010/wordprocessingCanvas" xmlns:cx="http://schemas.microsoft.com/office/drawing/2014/chartex" xmlns:cx1="http://schemas.microsoft.com/office/drawing/2015/9/8/chartex" xmlns:cx2="http://schemas.microsoft.com/office/drawing/2015/10/21/chartex" xmlns:cx3="http://schemas.microsoft.com/office/drawing/2016/5/9/chartex" xmlns:cx4="http://schemas.microsoft.com/office/drawing/2016/5/10/chartex" xmlns:cx5="http://schemas.microsoft.com/office/drawing/2016/5/11/chartex" xmlns:cx6="http://schemas.microsoft.com/office/drawing/2016/5/12/chartex" xmlns:cx7="http://schemas.microsoft.com/office/drawing/2016/5/13/chartex" xmlns:cx8="http://schemas.microsoft.com/office/drawing/2016/5/14/chartex" xmlns:mc="http://schemas.openxmlformats.org/markup-compatibility/2006" xmlns:aink="http://schemas.microsoft.com/office/drawing/2016/ink" xmlns:am3d="http://schemas.microsoft.com/office/drawing/2017/model3d" xmlns:o="urn:schemas-microsoft-com:office:office" xmlns:r="http://schemas.openxmlformats.org/officeDocument/2006/relationships" xmlns:m="http://schemas.openxmlformats.org/officeDocument/2006/math" xmlns:v="urn:schemas-microsoft-com:vml" xmlns:wp14="http://schemas.microsoft.com/office/word/2010/wordprocessingDrawing" xmlns:wp="http://schemas.openxmlformats.org/drawingml/2006/wordprocessingDrawing" xmlns:w10="urn:schemas-microsoft-com:office:word" xmlns:w="http://schemas.openxmlformats.org/wordprocessingml/2006/main" xmlns:w14="http://schemas.microsoft.com/office/word/2010/wordml" xmlns:w15="http://schemas.microsoft.com/office/word/2012/wordml" xmlns:w16cex="http://schemas.microsoft.com/office/word/2018/wordml/cex" xmlns:w16cid="http://schemas.microsoft.com/office/word/2016/wordml/cid" xmlns:w16="http://schemas.microsoft.com/office/word/2018/wordml" xmlns:w16sdtdh="http://schemas.microsoft.com/office/word/2020/wordml/sdtdatahash" xmlns:w16se="http://schemas.microsoft.com/office/word/2015/wordml/symex" xmlns:wpg="http://schemas.microsoft.com/office/word/2010/wordprocessingGroup" xmlns:wpi="http://schemas.microsoft.com/office/word/2010/wordprocessingInk" xmlns:wne="http://schemas.microsoft.com/office/word/2006/wordml" xmlns:wps="http://schemas.microsoft.com/office/word/2010/wordprocessingShape" mc:Ignorable="w14 w15 w16se w16cid w16 w16cex w16sdtdh wp14">
+<w:ftr xmlns:wpc="http://schemas.microsoft.com/office/word/2010/wordprocessingCanvas" xmlns:cx="http://schemas.microsoft.com/office/drawing/2014/chartex" xmlns:cx1="http://schemas.microsoft.com/office/drawing/2015/9/8/chartex" xmlns:cx2="http://schemas.microsoft.com/office/drawing/2015/10/21/chartex" xmlns:cx3="http://schemas.microsoft.com/office/drawing/2016/5/9/chartex" xmlns:cx4="http://schemas.microsoft.com/office/drawing/2016/5/10/chartex" xmlns:cx5="http://schemas.microsoft.com/office/drawing/2016/5/11/chartex" xmlns:cx6="http://schemas.microsoft.com/office/drawing/2016/5/12/chartex" xmlns:cx7="http://schemas.microsoft.com/office/drawing/2016/5/13/chartex" xmlns:cx8="http://schemas.microsoft.com/office/drawing/2016/5/14/chartex" xmlns:mc="http://schemas.openxmlformats.org/markup-compatibility/2006" xmlns:aink="http://schemas.microsoft.com/office/drawing/2016/ink" xmlns:am3d="http://schemas.microsoft.com/office/drawing/2017/model3d" xmlns:o="urn:schemas-microsoft-com:office:office" xmlns:oel="http://schemas.microsoft.com/office/2019/extlst" xmlns:r="http://schemas.openxmlformats.org/officeDocument/2006/relationships" xmlns:m="http://schemas.openxmlformats.org/officeDocument/2006/math" xmlns:v="urn:schemas-microsoft-com:vml" xmlns:wp14="http://schemas.microsoft.com/office/word/2010/wordprocessingDrawing" xmlns:wp="http://schemas.openxmlformats.org/drawingml/2006/wordprocessingDrawing" xmlns:w10="urn:schemas-microsoft-com:office:word" xmlns:w="http://schemas.openxmlformats.org/wordprocessingml/2006/main" xmlns:w14="http://schemas.microsoft.com/office/word/2010/wordml" xmlns:w15="http://schemas.microsoft.com/office/word/2012/wordml" xmlns:w16cex="http://schemas.microsoft.com/office/word/2018/wordml/cex" xmlns:w16cid="http://schemas.microsoft.com/office/word/2016/wordml/cid" xmlns:w16="http://schemas.microsoft.com/office/word/2018/wordml" xmlns:w16du="http://schemas.microsoft.com/office/word/2023/wordml/word16du" xmlns:w16sdtdh="http://schemas.microsoft.com/office/word/2020/wordml/sdtdatahash" xmlns:w16sdtfl="http://schemas.microsoft.com/office/word/2024/wordml/sdtformatlock" xmlns:w16se="http://schemas.microsoft.com/office/word/2015/wordml/symex" xmlns:wpg="http://schemas.microsoft.com/office/word/2010/wordprocessingGroup" xmlns:wpi="http://schemas.microsoft.com/office/word/2010/wordprocessingInk" xmlns:wne="http://schemas.microsoft.com/office/word/2006/wordml" xmlns:wps="http://schemas.microsoft.com/office/word/2010/wordprocessingShape" mc:Ignorable="w14 w15 w16se w16cid w16 w16cex w16sdtdh w16sdtfl w16du wp14">
   <w:p>
     <w:pPr>
       <w:pStyle w:val="Piedepgina"/>
@@ -3118,7 +3079,7 @@
 </file>
 
 <file path=word/footer2.xml><?xml version="1.0" encoding="utf-8"?>
-<w:ftr xmlns:wpc="http://schemas.microsoft.com/office/word/2010/wordprocessingCanvas" xmlns:cx="http://schemas.microsoft.com/office/drawing/2014/chartex" xmlns:cx1="http://schemas.microsoft.com/office/drawing/2015/9/8/chartex" xmlns:cx2="http://schemas.microsoft.com/office/drawing/2015/10/21/chartex" xmlns:cx3="http://schemas.microsoft.com/office/drawing/2016/5/9/chartex" xmlns:cx4="http://schemas.microsoft.com/office/drawing/2016/5/10/chartex" xmlns:cx5="http://schemas.microsoft.com/office/drawing/2016/5/11/chartex" xmlns:cx6="http://schemas.microsoft.com/office/drawing/2016/5/12/chartex" xmlns:cx7="http://schemas.microsoft.com/office/drawing/2016/5/13/chartex" xmlns:cx8="http://schemas.microsoft.com/office/drawing/2016/5/14/chartex" xmlns:mc="http://schemas.openxmlformats.org/markup-compatibility/2006" xmlns:aink="http://schemas.microsoft.com/office/drawing/2016/ink" xmlns:am3d="http://schemas.microsoft.com/office/drawing/2017/model3d" xmlns:o="urn:schemas-microsoft-com:office:office" xmlns:r="http://schemas.openxmlformats.org/officeDocument/2006/relationships" xmlns:m="http://schemas.openxmlformats.org/officeDocument/2006/math" xmlns:v="urn:schemas-microsoft-com:vml" xmlns:wp14="http://schemas.microsoft.com/office/word/2010/wordprocessingDrawing" xmlns:wp="http://schemas.openxmlformats.org/drawingml/2006/wordprocessingDrawing" xmlns:w10="urn:schemas-microsoft-com:office:word" xmlns:w="http://schemas.openxmlformats.org/wordprocessingml/2006/main" xmlns:w14="http://schemas.microsoft.com/office/word/2010/wordml" xmlns:w15="http://schemas.microsoft.com/office/word/2012/wordml" xmlns:w16cex="http://schemas.microsoft.com/office/word/2018/wordml/cex" xmlns:w16cid="http://schemas.microsoft.com/office/word/2016/wordml/cid" xmlns:w16="http://schemas.microsoft.com/office/word/2018/wordml" xmlns:w16sdtdh="http://schemas.microsoft.com/office/word/2020/wordml/sdtdatahash" xmlns:w16se="http://schemas.microsoft.com/office/word/2015/wordml/symex" xmlns:wpg="http://schemas.microsoft.com/office/word/2010/wordprocessingGroup" xmlns:wpi="http://schemas.microsoft.com/office/word/2010/wordprocessingInk" xmlns:wne="http://schemas.microsoft.com/office/word/2006/wordml" xmlns:wps="http://schemas.microsoft.com/office/word/2010/wordprocessingShape" mc:Ignorable="w14 w15 w16se w16cid w16 w16cex w16sdtdh wp14">
+<w:ftr xmlns:wpc="http://schemas.microsoft.com/office/word/2010/wordprocessingCanvas" xmlns:cx="http://schemas.microsoft.com/office/drawing/2014/chartex" xmlns:cx1="http://schemas.microsoft.com/office/drawing/2015/9/8/chartex" xmlns:cx2="http://schemas.microsoft.com/office/drawing/2015/10/21/chartex" xmlns:cx3="http://schemas.microsoft.com/office/drawing/2016/5/9/chartex" xmlns:cx4="http://schemas.microsoft.com/office/drawing/2016/5/10/chartex" xmlns:cx5="http://schemas.microsoft.com/office/drawing/2016/5/11/chartex" xmlns:cx6="http://schemas.microsoft.com/office/drawing/2016/5/12/chartex" xmlns:cx7="http://schemas.microsoft.com/office/drawing/2016/5/13/chartex" xmlns:cx8="http://schemas.microsoft.com/office/drawing/2016/5/14/chartex" xmlns:mc="http://schemas.openxmlformats.org/markup-compatibility/2006" xmlns:aink="http://schemas.microsoft.com/office/drawing/2016/ink" xmlns:am3d="http://schemas.microsoft.com/office/drawing/2017/model3d" xmlns:o="urn:schemas-microsoft-com:office:office" xmlns:oel="http://schemas.microsoft.com/office/2019/extlst" xmlns:r="http://schemas.openxmlformats.org/officeDocument/2006/relationships" xmlns:m="http://schemas.openxmlformats.org/officeDocument/2006/math" xmlns:v="urn:schemas-microsoft-com:vml" xmlns:wp14="http://schemas.microsoft.com/office/word/2010/wordprocessingDrawing" xmlns:wp="http://schemas.openxmlformats.org/drawingml/2006/wordprocessingDrawing" xmlns:w10="urn:schemas-microsoft-com:office:word" xmlns:w="http://schemas.openxmlformats.org/wordprocessingml/2006/main" xmlns:w14="http://schemas.microsoft.com/office/word/2010/wordml" xmlns:w15="http://schemas.microsoft.com/office/word/2012/wordml" xmlns:w16cex="http://schemas.microsoft.com/office/word/2018/wordml/cex" xmlns:w16cid="http://schemas.microsoft.com/office/word/2016/wordml/cid" xmlns:w16="http://schemas.microsoft.com/office/word/2018/wordml" xmlns:w16du="http://schemas.microsoft.com/office/word/2023/wordml/word16du" xmlns:w16sdtdh="http://schemas.microsoft.com/office/word/2020/wordml/sdtdatahash" xmlns:w16sdtfl="http://schemas.microsoft.com/office/word/2024/wordml/sdtformatlock" xmlns:w16se="http://schemas.microsoft.com/office/word/2015/wordml/symex" xmlns:wpg="http://schemas.microsoft.com/office/word/2010/wordprocessingGroup" xmlns:wpi="http://schemas.microsoft.com/office/word/2010/wordprocessingInk" xmlns:wne="http://schemas.microsoft.com/office/word/2006/wordml" xmlns:wps="http://schemas.microsoft.com/office/word/2010/wordprocessingShape" mc:Ignorable="w14 w15 w16se w16cid w16 w16cex w16sdtdh w16sdtfl w16du wp14">
   <w:p>
     <w:pPr>
       <w:pStyle w:val="Piedepgina"/>
@@ -3264,7 +3225,7 @@
 </file>
 
 <file path=word/footnotes.xml><?xml version="1.0" encoding="utf-8"?>
-<w:footnotes xmlns:wpc="http://schemas.microsoft.com/office/word/2010/wordprocessingCanvas" xmlns:cx="http://schemas.microsoft.com/office/drawing/2014/chartex" xmlns:cx1="http://schemas.microsoft.com/office/drawing/2015/9/8/chartex" xmlns:cx2="http://schemas.microsoft.com/office/drawing/2015/10/21/chartex" xmlns:cx3="http://schemas.microsoft.com/office/drawing/2016/5/9/chartex" xmlns:cx4="http://schemas.microsoft.com/office/drawing/2016/5/10/chartex" xmlns:cx5="http://schemas.microsoft.com/office/drawing/2016/5/11/chartex" xmlns:cx6="http://schemas.microsoft.com/office/drawing/2016/5/12/chartex" xmlns:cx7="http://schemas.microsoft.com/office/drawing/2016/5/13/chartex" xmlns:cx8="http://schemas.microsoft.com/office/drawing/2016/5/14/chartex" xmlns:mc="http://schemas.openxmlformats.org/markup-compatibility/2006" xmlns:aink="http://schemas.microsoft.com/office/drawing/2016/ink" xmlns:am3d="http://schemas.microsoft.com/office/drawing/2017/model3d" xmlns:o="urn:schemas-microsoft-com:office:office" xmlns:r="http://schemas.openxmlformats.org/officeDocument/2006/relationships" xmlns:m="http://schemas.openxmlformats.org/officeDocument/2006/math" xmlns:v="urn:schemas-microsoft-com:vml" xmlns:wp14="http://schemas.microsoft.com/office/word/2010/wordprocessingDrawing" xmlns:wp="http://schemas.openxmlformats.org/drawingml/2006/wordprocessingDrawing" xmlns:w10="urn:schemas-microsoft-com:office:word" xmlns:w="http://schemas.openxmlformats.org/wordprocessingml/2006/main" xmlns:w14="http://schemas.microsoft.com/office/word/2010/wordml" xmlns:w15="http://schemas.microsoft.com/office/word/2012/wordml" xmlns:w16cex="http://schemas.microsoft.com/office/word/2018/wordml/cex" xmlns:w16cid="http://schemas.microsoft.com/office/word/2016/wordml/cid" xmlns:w16="http://schemas.microsoft.com/office/word/2018/wordml" xmlns:w16sdtdh="http://schemas.microsoft.com/office/word/2020/wordml/sdtdatahash" xmlns:w16se="http://schemas.microsoft.com/office/word/2015/wordml/symex" xmlns:wpg="http://schemas.microsoft.com/office/word/2010/wordprocessingGroup" xmlns:wpi="http://schemas.microsoft.com/office/word/2010/wordprocessingInk" xmlns:wne="http://schemas.microsoft.com/office/word/2006/wordml" xmlns:wps="http://schemas.microsoft.com/office/word/2010/wordprocessingShape" mc:Ignorable="w14 w15 w16se w16cid w16 w16cex w16sdtdh wp14">
+<w:footnotes xmlns:wpc="http://schemas.microsoft.com/office/word/2010/wordprocessingCanvas" xmlns:cx="http://schemas.microsoft.com/office/drawing/2014/chartex" xmlns:cx1="http://schemas.microsoft.com/office/drawing/2015/9/8/chartex" xmlns:cx2="http://schemas.microsoft.com/office/drawing/2015/10/21/chartex" xmlns:cx3="http://schemas.microsoft.com/office/drawing/2016/5/9/chartex" xmlns:cx4="http://schemas.microsoft.com/office/drawing/2016/5/10/chartex" xmlns:cx5="http://schemas.microsoft.com/office/drawing/2016/5/11/chartex" xmlns:cx6="http://schemas.microsoft.com/office/drawing/2016/5/12/chartex" xmlns:cx7="http://schemas.microsoft.com/office/drawing/2016/5/13/chartex" xmlns:cx8="http://schemas.microsoft.com/office/drawing/2016/5/14/chartex" xmlns:mc="http://schemas.openxmlformats.org/markup-compatibility/2006" xmlns:aink="http://schemas.microsoft.com/office/drawing/2016/ink" xmlns:am3d="http://schemas.microsoft.com/office/drawing/2017/model3d" xmlns:o="urn:schemas-microsoft-com:office:office" xmlns:oel="http://schemas.microsoft.com/office/2019/extlst" xmlns:r="http://schemas.openxmlformats.org/officeDocument/2006/relationships" xmlns:m="http://schemas.openxmlformats.org/officeDocument/2006/math" xmlns:v="urn:schemas-microsoft-com:vml" xmlns:wp14="http://schemas.microsoft.com/office/word/2010/wordprocessingDrawing" xmlns:wp="http://schemas.openxmlformats.org/drawingml/2006/wordprocessingDrawing" xmlns:w10="urn:schemas-microsoft-com:office:word" xmlns:w="http://schemas.openxmlformats.org/wordprocessingml/2006/main" xmlns:w14="http://schemas.microsoft.com/office/word/2010/wordml" xmlns:w15="http://schemas.microsoft.com/office/word/2012/wordml" xmlns:w16cex="http://schemas.microsoft.com/office/word/2018/wordml/cex" xmlns:w16cid="http://schemas.microsoft.com/office/word/2016/wordml/cid" xmlns:w16="http://schemas.microsoft.com/office/word/2018/wordml" xmlns:w16du="http://schemas.microsoft.com/office/word/2023/wordml/word16du" xmlns:w16sdtdh="http://schemas.microsoft.com/office/word/2020/wordml/sdtdatahash" xmlns:w16sdtfl="http://schemas.microsoft.com/office/word/2024/wordml/sdtformatlock" xmlns:w16se="http://schemas.microsoft.com/office/word/2015/wordml/symex" xmlns:wpg="http://schemas.microsoft.com/office/word/2010/wordprocessingGroup" xmlns:wpi="http://schemas.microsoft.com/office/word/2010/wordprocessingInk" xmlns:wne="http://schemas.microsoft.com/office/word/2006/wordml" xmlns:wps="http://schemas.microsoft.com/office/word/2010/wordprocessingShape" mc:Ignorable="w14 w15 w16se w16cid w16 w16cex w16sdtdh w16sdtfl w16du wp14">
   <w:footnote w:type="separator" w:id="-1">
     <w:p>
       <w:pPr>
@@ -3291,7 +3252,7 @@
 </file>
 
 <file path=word/numbering.xml><?xml version="1.0" encoding="utf-8"?>
-<w:numbering xmlns:wpc="http://schemas.microsoft.com/office/word/2010/wordprocessingCanvas" xmlns:cx="http://schemas.microsoft.com/office/drawing/2014/chartex" xmlns:cx1="http://schemas.microsoft.com/office/drawing/2015/9/8/chartex" xmlns:cx2="http://schemas.microsoft.com/office/drawing/2015/10/21/chartex" xmlns:cx3="http://schemas.microsoft.com/office/drawing/2016/5/9/chartex" xmlns:cx4="http://schemas.microsoft.com/office/drawing/2016/5/10/chartex" xmlns:cx5="http://schemas.microsoft.com/office/drawing/2016/5/11/chartex" xmlns:cx6="http://schemas.microsoft.com/office/drawing/2016/5/12/chartex" xmlns:cx7="http://schemas.microsoft.com/office/drawing/2016/5/13/chartex" xmlns:cx8="http://schemas.microsoft.com/office/drawing/2016/5/14/chartex" xmlns:mc="http://schemas.openxmlformats.org/markup-compatibility/2006" xmlns:aink="http://schemas.microsoft.com/office/drawing/2016/ink" xmlns:am3d="http://schemas.microsoft.com/office/drawing/2017/model3d" xmlns:o="urn:schemas-microsoft-com:office:office" xmlns:r="http://schemas.openxmlformats.org/officeDocument/2006/relationships" xmlns:m="http://schemas.openxmlformats.org/officeDocument/2006/math" xmlns:v="urn:schemas-microsoft-com:vml" xmlns:wp14="http://schemas.microsoft.com/office/word/2010/wordprocessingDrawing" xmlns:wp="http://schemas.openxmlformats.org/drawingml/2006/wordprocessingDrawing" xmlns:w10="urn:schemas-microsoft-com:office:word" xmlns:w="http://schemas.openxmlformats.org/wordprocessingml/2006/main" xmlns:w14="http://schemas.microsoft.com/office/word/2010/wordml" xmlns:w15="http://schemas.microsoft.com/office/word/2012/wordml" xmlns:w16cex="http://schemas.microsoft.com/office/word/2018/wordml/cex" xmlns:w16cid="http://schemas.microsoft.com/office/word/2016/wordml/cid" xmlns:w16="http://schemas.microsoft.com/office/word/2018/wordml" xmlns:w16sdtdh="http://schemas.microsoft.com/office/word/2020/wordml/sdtdatahash" xmlns:w16se="http://schemas.microsoft.com/office/word/2015/wordml/symex" xmlns:wpg="http://schemas.microsoft.com/office/word/2010/wordprocessingGroup" xmlns:wpi="http://schemas.microsoft.com/office/word/2010/wordprocessingInk" xmlns:wne="http://schemas.microsoft.com/office/word/2006/wordml" xmlns:wps="http://schemas.microsoft.com/office/word/2010/wordprocessingShape" mc:Ignorable="w14 w15 w16se w16cid w16 w16cex w16sdtdh wp14">
+<w:numbering xmlns:wpc="http://schemas.microsoft.com/office/word/2010/wordprocessingCanvas" xmlns:cx="http://schemas.microsoft.com/office/drawing/2014/chartex" xmlns:cx1="http://schemas.microsoft.com/office/drawing/2015/9/8/chartex" xmlns:cx2="http://schemas.microsoft.com/office/drawing/2015/10/21/chartex" xmlns:cx3="http://schemas.microsoft.com/office/drawing/2016/5/9/chartex" xmlns:cx4="http://schemas.microsoft.com/office/drawing/2016/5/10/chartex" xmlns:cx5="http://schemas.microsoft.com/office/drawing/2016/5/11/chartex" xmlns:cx6="http://schemas.microsoft.com/office/drawing/2016/5/12/chartex" xmlns:cx7="http://schemas.microsoft.com/office/drawing/2016/5/13/chartex" xmlns:cx8="http://schemas.microsoft.com/office/drawing/2016/5/14/chartex" xmlns:mc="http://schemas.openxmlformats.org/markup-compatibility/2006" xmlns:aink="http://schemas.microsoft.com/office/drawing/2016/ink" xmlns:am3d="http://schemas.microsoft.com/office/drawing/2017/model3d" xmlns:o="urn:schemas-microsoft-com:office:office" xmlns:oel="http://schemas.microsoft.com/office/2019/extlst" xmlns:r="http://schemas.openxmlformats.org/officeDocument/2006/relationships" xmlns:m="http://schemas.openxmlformats.org/officeDocument/2006/math" xmlns:v="urn:schemas-microsoft-com:vml" xmlns:wp14="http://schemas.microsoft.com/office/word/2010/wordprocessingDrawing" xmlns:wp="http://schemas.openxmlformats.org/drawingml/2006/wordprocessingDrawing" xmlns:w10="urn:schemas-microsoft-com:office:word" xmlns:w="http://schemas.openxmlformats.org/wordprocessingml/2006/main" xmlns:w14="http://schemas.microsoft.com/office/word/2010/wordml" xmlns:w15="http://schemas.microsoft.com/office/word/2012/wordml" xmlns:w16cex="http://schemas.microsoft.com/office/word/2018/wordml/cex" xmlns:w16cid="http://schemas.microsoft.com/office/word/2016/wordml/cid" xmlns:w16="http://schemas.microsoft.com/office/word/2018/wordml" xmlns:w16du="http://schemas.microsoft.com/office/word/2023/wordml/word16du" xmlns:w16sdtdh="http://schemas.microsoft.com/office/word/2020/wordml/sdtdatahash" xmlns:w16sdtfl="http://schemas.microsoft.com/office/word/2024/wordml/sdtformatlock" xmlns:w16se="http://schemas.microsoft.com/office/word/2015/wordml/symex" xmlns:wpg="http://schemas.microsoft.com/office/word/2010/wordprocessingGroup" xmlns:wpi="http://schemas.microsoft.com/office/word/2010/wordprocessingInk" xmlns:wne="http://schemas.microsoft.com/office/word/2006/wordml" xmlns:wps="http://schemas.microsoft.com/office/word/2010/wordprocessingShape" mc:Ignorable="w14 w15 w16se w16cid w16 w16cex w16sdtdh w16sdtfl w16du wp14">
   <w:abstractNum w:abstractNumId="0" w15:restartNumberingAfterBreak="0">
     <w:nsid w:val="FFFFFF7C"/>
     <w:multiLevelType w:val="singleLevel"/>
@@ -3377,26 +3338,26 @@
       </w:pPr>
     </w:lvl>
   </w:abstractNum>
-  <w:num w:numId="1">
+  <w:num w:numId="1" w16cid:durableId="1720781900">
     <w:abstractNumId w:val="4"/>
   </w:num>
-  <w:num w:numId="2">
+  <w:num w:numId="2" w16cid:durableId="928931970">
     <w:abstractNumId w:val="3"/>
   </w:num>
-  <w:num w:numId="3">
+  <w:num w:numId="3" w16cid:durableId="1373925122">
     <w:abstractNumId w:val="2"/>
   </w:num>
-  <w:num w:numId="4">
+  <w:num w:numId="4" w16cid:durableId="1538735976">
     <w:abstractNumId w:val="1"/>
   </w:num>
-  <w:num w:numId="5">
+  <w:num w:numId="5" w16cid:durableId="1718891870">
     <w:abstractNumId w:val="0"/>
   </w:num>
 </w:numbering>
 </file>
 
 <file path=word/styles.xml><?xml version="1.0" encoding="utf-8"?>
-<w:styles xmlns:mc="http://schemas.openxmlformats.org/markup-compatibility/2006" xmlns:r="http://schemas.openxmlformats.org/officeDocument/2006/relationships" xmlns:w="http://schemas.openxmlformats.org/wordprocessingml/2006/main" xmlns:w14="http://schemas.microsoft.com/office/word/2010/wordml" xmlns:w15="http://schemas.microsoft.com/office/word/2012/wordml" xmlns:w16cex="http://schemas.microsoft.com/office/word/2018/wordml/cex" xmlns:w16cid="http://schemas.microsoft.com/office/word/2016/wordml/cid" xmlns:w16="http://schemas.microsoft.com/office/word/2018/wordml" xmlns:w16sdtdh="http://schemas.microsoft.com/office/word/2020/wordml/sdtdatahash" xmlns:w16se="http://schemas.microsoft.com/office/word/2015/wordml/symex" mc:Ignorable="w14 w15 w16se w16cid w16 w16cex w16sdtdh">
+<w:styles xmlns:mc="http://schemas.openxmlformats.org/markup-compatibility/2006" xmlns:r="http://schemas.openxmlformats.org/officeDocument/2006/relationships" xmlns:w="http://schemas.openxmlformats.org/wordprocessingml/2006/main" xmlns:w14="http://schemas.microsoft.com/office/word/2010/wordml" xmlns:w15="http://schemas.microsoft.com/office/word/2012/wordml" xmlns:w16cex="http://schemas.microsoft.com/office/word/2018/wordml/cex" xmlns:w16cid="http://schemas.microsoft.com/office/word/2016/wordml/cid" xmlns:w16="http://schemas.microsoft.com/office/word/2018/wordml" xmlns:w16du="http://schemas.microsoft.com/office/word/2023/wordml/word16du" xmlns:w16sdtdh="http://schemas.microsoft.com/office/word/2020/wordml/sdtdatahash" xmlns:w16sdtfl="http://schemas.microsoft.com/office/word/2024/wordml/sdtformatlock" xmlns:w16se="http://schemas.microsoft.com/office/word/2015/wordml/symex" mc:Ignorable="w14 w15 w16se w16cid w16 w16cex w16sdtdh w16sdtfl w16du">
   <w:docDefaults>
     <w:rPrDefault>
       <w:rPr>
@@ -4255,7 +4216,7 @@
       <w:szCs w:val="18"/>
     </w:rPr>
   </w:style>
-  <w:style w:type="character" w:styleId="Textoennegrita">
+  <w:style w:type="character" w:styleId="Fuerte">
     <w:name w:val="Strong"/>
     <w:basedOn w:val="Fuentedeprrafopredeter"/>
     <w:uiPriority w:val="4"/>
@@ -4957,7 +4918,7 @@
 </file>
 
 <file path=word/glossary/document.xml><?xml version="1.0" encoding="utf-8"?>
-<w:glossaryDocument xmlns:wpc="http://schemas.microsoft.com/office/word/2010/wordprocessingCanvas" xmlns:cx="http://schemas.microsoft.com/office/drawing/2014/chartex" xmlns:cx1="http://schemas.microsoft.com/office/drawing/2015/9/8/chartex" xmlns:cx2="http://schemas.microsoft.com/office/drawing/2015/10/21/chartex" xmlns:cx3="http://schemas.microsoft.com/office/drawing/2016/5/9/chartex" xmlns:cx4="http://schemas.microsoft.com/office/drawing/2016/5/10/chartex" xmlns:cx5="http://schemas.microsoft.com/office/drawing/2016/5/11/chartex" xmlns:cx6="http://schemas.microsoft.com/office/drawing/2016/5/12/chartex" xmlns:cx7="http://schemas.microsoft.com/office/drawing/2016/5/13/chartex" xmlns:cx8="http://schemas.microsoft.com/office/drawing/2016/5/14/chartex" xmlns:mc="http://schemas.openxmlformats.org/markup-compatibility/2006" xmlns:aink="http://schemas.microsoft.com/office/drawing/2016/ink" xmlns:am3d="http://schemas.microsoft.com/office/drawing/2017/model3d" xmlns:o="urn:schemas-microsoft-com:office:office" xmlns:r="http://schemas.openxmlformats.org/officeDocument/2006/relationships" xmlns:m="http://schemas.openxmlformats.org/officeDocument/2006/math" xmlns:v="urn:schemas-microsoft-com:vml" xmlns:wp14="http://schemas.microsoft.com/office/word/2010/wordprocessingDrawing" xmlns:wp="http://schemas.openxmlformats.org/drawingml/2006/wordprocessingDrawing" xmlns:w10="urn:schemas-microsoft-com:office:word" xmlns:w="http://schemas.openxmlformats.org/wordprocessingml/2006/main" xmlns:w14="http://schemas.microsoft.com/office/word/2010/wordml" xmlns:w15="http://schemas.microsoft.com/office/word/2012/wordml" xmlns:w16cex="http://schemas.microsoft.com/office/word/2018/wordml/cex" xmlns:w16cid="http://schemas.microsoft.com/office/word/2016/wordml/cid" xmlns:w16="http://schemas.microsoft.com/office/word/2018/wordml" xmlns:w16sdtdh="http://schemas.microsoft.com/office/word/2020/wordml/sdtdatahash" xmlns:w16se="http://schemas.microsoft.com/office/word/2015/wordml/symex" xmlns:wpg="http://schemas.microsoft.com/office/word/2010/wordprocessingGroup" xmlns:wpi="http://schemas.microsoft.com/office/word/2010/wordprocessingInk" xmlns:wne="http://schemas.microsoft.com/office/word/2006/wordml" xmlns:wps="http://schemas.microsoft.com/office/word/2010/wordprocessingShape" mc:Ignorable="w14 w15 w16se w16cid w16 w16cex w16sdtdh wp14">
+<w:glossaryDocument xmlns:wpc="http://schemas.microsoft.com/office/word/2010/wordprocessingCanvas" xmlns:cx="http://schemas.microsoft.com/office/drawing/2014/chartex" xmlns:cx1="http://schemas.microsoft.com/office/drawing/2015/9/8/chartex" xmlns:cx2="http://schemas.microsoft.com/office/drawing/2015/10/21/chartex" xmlns:cx3="http://schemas.microsoft.com/office/drawing/2016/5/9/chartex" xmlns:cx4="http://schemas.microsoft.com/office/drawing/2016/5/10/chartex" xmlns:cx5="http://schemas.microsoft.com/office/drawing/2016/5/11/chartex" xmlns:cx6="http://schemas.microsoft.com/office/drawing/2016/5/12/chartex" xmlns:cx7="http://schemas.microsoft.com/office/drawing/2016/5/13/chartex" xmlns:cx8="http://schemas.microsoft.com/office/drawing/2016/5/14/chartex" xmlns:mc="http://schemas.openxmlformats.org/markup-compatibility/2006" xmlns:aink="http://schemas.microsoft.com/office/drawing/2016/ink" xmlns:am3d="http://schemas.microsoft.com/office/drawing/2017/model3d" xmlns:o="urn:schemas-microsoft-com:office:office" xmlns:oel="http://schemas.microsoft.com/office/2019/extlst" xmlns:r="http://schemas.openxmlformats.org/officeDocument/2006/relationships" xmlns:m="http://schemas.openxmlformats.org/officeDocument/2006/math" xmlns:v="urn:schemas-microsoft-com:vml" xmlns:wp14="http://schemas.microsoft.com/office/word/2010/wordprocessingDrawing" xmlns:wp="http://schemas.openxmlformats.org/drawingml/2006/wordprocessingDrawing" xmlns:w10="urn:schemas-microsoft-com:office:word" xmlns:w="http://schemas.openxmlformats.org/wordprocessingml/2006/main" xmlns:w14="http://schemas.microsoft.com/office/word/2010/wordml" xmlns:w15="http://schemas.microsoft.com/office/word/2012/wordml" xmlns:w16cex="http://schemas.microsoft.com/office/word/2018/wordml/cex" xmlns:w16cid="http://schemas.microsoft.com/office/word/2016/wordml/cid" xmlns:w16="http://schemas.microsoft.com/office/word/2018/wordml" xmlns:w16du="http://schemas.microsoft.com/office/word/2023/wordml/word16du" xmlns:w16sdtdh="http://schemas.microsoft.com/office/word/2020/wordml/sdtdatahash" xmlns:w16sdtfl="http://schemas.microsoft.com/office/word/2024/wordml/sdtformatlock" xmlns:w16se="http://schemas.microsoft.com/office/word/2015/wordml/symex" xmlns:wpg="http://schemas.microsoft.com/office/word/2010/wordprocessingGroup" xmlns:wpi="http://schemas.microsoft.com/office/word/2010/wordprocessingInk" xmlns:wne="http://schemas.microsoft.com/office/word/2006/wordml" xmlns:wps="http://schemas.microsoft.com/office/word/2010/wordprocessingShape" mc:Ignorable="w14 w15 w16se w16cid w16 w16cex w16sdtdh w16sdtfl w16du wp14">
   <w:docParts>
     <w:docPart>
       <w:docPartPr>
@@ -5022,16 +4983,14 @@
 </file>
 
 <file path=word/glossary/fontTable.xml><?xml version="1.0" encoding="utf-8"?>
-<w:fonts xmlns:mc="http://schemas.openxmlformats.org/markup-compatibility/2006" xmlns:r="http://schemas.openxmlformats.org/officeDocument/2006/relationships" xmlns:w="http://schemas.openxmlformats.org/wordprocessingml/2006/main" xmlns:w14="http://schemas.microsoft.com/office/word/2010/wordml" xmlns:w15="http://schemas.microsoft.com/office/word/2012/wordml" xmlns:w16cex="http://schemas.microsoft.com/office/word/2018/wordml/cex" xmlns:w16cid="http://schemas.microsoft.com/office/word/2016/wordml/cid" xmlns:w16="http://schemas.microsoft.com/office/word/2018/wordml" xmlns:w16sdtdh="http://schemas.microsoft.com/office/word/2020/wordml/sdtdatahash" xmlns:w16se="http://schemas.microsoft.com/office/word/2015/wordml/symex" mc:Ignorable="w14 w15 w16se w16cid w16 w16cex w16sdtdh">
+<w:fonts xmlns:mc="http://schemas.openxmlformats.org/markup-compatibility/2006" xmlns:r="http://schemas.openxmlformats.org/officeDocument/2006/relationships" xmlns:w="http://schemas.openxmlformats.org/wordprocessingml/2006/main" xmlns:w14="http://schemas.microsoft.com/office/word/2010/wordml" xmlns:w15="http://schemas.microsoft.com/office/word/2012/wordml" xmlns:w16cex="http://schemas.microsoft.com/office/word/2018/wordml/cex" xmlns:w16cid="http://schemas.microsoft.com/office/word/2016/wordml/cid" xmlns:w16="http://schemas.microsoft.com/office/word/2018/wordml" xmlns:w16du="http://schemas.microsoft.com/office/word/2023/wordml/word16du" xmlns:w16sdtdh="http://schemas.microsoft.com/office/word/2020/wordml/sdtdatahash" xmlns:w16sdtfl="http://schemas.microsoft.com/office/word/2024/wordml/sdtformatlock" xmlns:w16se="http://schemas.microsoft.com/office/word/2015/wordml/symex" mc:Ignorable="w14 w15 w16se w16cid w16 w16cex w16sdtdh w16sdtfl w16du">
   <w:font w:name="Franklin Gothic Book">
-    <w:panose1 w:val="020B0503020102020204"/>
     <w:charset w:val="00"/>
     <w:family w:val="swiss"/>
     <w:pitch w:val="variable"/>
     <w:sig w:usb0="00000287" w:usb1="00000000" w:usb2="00000000" w:usb3="00000000" w:csb0="0000009F" w:csb1="00000000"/>
   </w:font>
   <w:font w:name="MS Mincho">
-    <w:altName w:val="ＭＳ 明朝"/>
     <w:panose1 w:val="02020609040205080304"/>
     <w:charset w:val="80"/>
     <w:family w:val="modern"/>
@@ -5060,7 +5019,6 @@
     <w:sig w:usb0="00000001" w:usb1="080E0000" w:usb2="00000010" w:usb3="00000000" w:csb0="00040000" w:csb1="00000000"/>
   </w:font>
   <w:font w:name="STKaiti">
-    <w:altName w:val="华文楷体"/>
     <w:charset w:val="86"/>
     <w:family w:val="auto"/>
     <w:pitch w:val="variable"/>
@@ -5087,30 +5045,26 @@
     <w:pitch w:val="variable"/>
     <w:sig w:usb0="00000003" w:usb1="00000000" w:usb2="00000000" w:usb3="00000000" w:csb0="00000001" w:csb1="00000000"/>
   </w:font>
-  <w:font w:name="Calibri">
-    <w:panose1 w:val="020F0502020204030204"/>
+  <w:font w:name="Aptos">
     <w:charset w:val="00"/>
     <w:family w:val="swiss"/>
     <w:pitch w:val="variable"/>
-    <w:sig w:usb0="E4002EFF" w:usb1="C000247B" w:usb2="00000009" w:usb3="00000000" w:csb0="000001FF" w:csb1="00000000"/>
+    <w:sig w:usb0="20000287" w:usb1="00000003" w:usb2="00000000" w:usb3="00000000" w:csb0="0000019F" w:csb1="00000000"/>
   </w:font>
   <w:font w:name="DengXian">
-    <w:altName w:val="等线"/>
     <w:panose1 w:val="02010600030101010101"/>
     <w:charset w:val="86"/>
     <w:family w:val="auto"/>
     <w:pitch w:val="variable"/>
     <w:sig w:usb0="A00002BF" w:usb1="38CF7CFA" w:usb2="00000016" w:usb3="00000000" w:csb0="0004000F" w:csb1="00000000"/>
   </w:font>
-  <w:font w:name="Calibri Light">
-    <w:panose1 w:val="020F0302020204030204"/>
+  <w:font w:name="Aptos Display">
     <w:charset w:val="00"/>
     <w:family w:val="swiss"/>
     <w:pitch w:val="variable"/>
-    <w:sig w:usb0="E4002EFF" w:usb1="C000247B" w:usb2="00000009" w:usb3="00000000" w:csb0="000001FF" w:csb1="00000000"/>
+    <w:sig w:usb0="20000287" w:usb1="00000003" w:usb2="00000000" w:usb3="00000000" w:csb0="0000019F" w:csb1="00000000"/>
   </w:font>
   <w:font w:name="DengXian Light">
-    <w:altName w:val="等线 Light"/>
     <w:charset w:val="86"/>
     <w:family w:val="auto"/>
     <w:pitch w:val="variable"/>
@@ -5120,7 +5074,7 @@
 </file>
 
 <file path=word/glossary/settings.xml><?xml version="1.0" encoding="utf-8"?>
-<w:settings xmlns:mc="http://schemas.openxmlformats.org/markup-compatibility/2006" xmlns:o="urn:schemas-microsoft-com:office:office" xmlns:r="http://schemas.openxmlformats.org/officeDocument/2006/relationships" xmlns:m="http://schemas.openxmlformats.org/officeDocument/2006/math" xmlns:v="urn:schemas-microsoft-com:vml" xmlns:w10="urn:schemas-microsoft-com:office:word" xmlns:w="http://schemas.openxmlformats.org/wordprocessingml/2006/main" xmlns:w14="http://schemas.microsoft.com/office/word/2010/wordml" xmlns:w15="http://schemas.microsoft.com/office/word/2012/wordml" xmlns:w16cex="http://schemas.microsoft.com/office/word/2018/wordml/cex" xmlns:w16cid="http://schemas.microsoft.com/office/word/2016/wordml/cid" xmlns:w16="http://schemas.microsoft.com/office/word/2018/wordml" xmlns:w16sdtdh="http://schemas.microsoft.com/office/word/2020/wordml/sdtdatahash" xmlns:w16se="http://schemas.microsoft.com/office/word/2015/wordml/symex" xmlns:sl="http://schemas.openxmlformats.org/schemaLibrary/2006/main" mc:Ignorable="w14 w15 w16se w16cid w16 w16cex w16sdtdh">
+<w:settings xmlns:mc="http://schemas.openxmlformats.org/markup-compatibility/2006" xmlns:o="urn:schemas-microsoft-com:office:office" xmlns:r="http://schemas.openxmlformats.org/officeDocument/2006/relationships" xmlns:m="http://schemas.openxmlformats.org/officeDocument/2006/math" xmlns:v="urn:schemas-microsoft-com:vml" xmlns:w10="urn:schemas-microsoft-com:office:word" xmlns:w="http://schemas.openxmlformats.org/wordprocessingml/2006/main" xmlns:w14="http://schemas.microsoft.com/office/word/2010/wordml" xmlns:w15="http://schemas.microsoft.com/office/word/2012/wordml" xmlns:w16cex="http://schemas.microsoft.com/office/word/2018/wordml/cex" xmlns:w16cid="http://schemas.microsoft.com/office/word/2016/wordml/cid" xmlns:w16="http://schemas.microsoft.com/office/word/2018/wordml" xmlns:w16du="http://schemas.microsoft.com/office/word/2023/wordml/word16du" xmlns:w16sdtdh="http://schemas.microsoft.com/office/word/2020/wordml/sdtdatahash" xmlns:w16sdtfl="http://schemas.microsoft.com/office/word/2024/wordml/sdtformatlock" xmlns:w16se="http://schemas.microsoft.com/office/word/2015/wordml/symex" xmlns:sl="http://schemas.openxmlformats.org/schemaLibrary/2006/main" mc:Ignorable="w14 w15 w16se w16cid w16 w16cex w16sdtdh w16sdtfl w16du">
   <w:view w:val="normal"/>
   <w:bordersDoNotSurroundHeader/>
   <w:bordersDoNotSurroundFooter/>
@@ -5169,6 +5123,7 @@
     <w:rsid w:val="007E1635"/>
     <w:rsid w:val="007E5123"/>
     <w:rsid w:val="0084422F"/>
+    <w:rsid w:val="008503B0"/>
     <w:rsid w:val="0086542D"/>
     <w:rsid w:val="00920ECC"/>
     <w:rsid w:val="00933C29"/>
@@ -5187,6 +5142,7 @@
     <w:rsid w:val="00D72E2D"/>
     <w:rsid w:val="00D815A7"/>
     <w:rsid w:val="00E663A0"/>
+    <w:rsid w:val="00E84EFE"/>
     <w:rsid w:val="00EB4536"/>
     <w:rsid w:val="00EC23BA"/>
     <w:rsid w:val="00EC6BB0"/>
@@ -5210,13 +5166,13 @@
   <w:themeFontLang w:val="en-US" w:eastAsia="zh-CN"/>
   <w:clrSchemeMapping w:bg1="light1" w:t1="dark1" w:bg2="light2" w:t2="dark2" w:accent1="accent1" w:accent2="accent2" w:accent3="accent3" w:accent4="accent4" w:accent5="accent5" w:accent6="accent6" w:hyperlink="hyperlink" w:followedHyperlink="followedHyperlink"/>
   <w:decimalSymbol w:val="."/>
-  <w:listSeparator w:val=";"/>
+  <w:listSeparator w:val=","/>
   <w15:chartTrackingRefBased/>
 </w:settings>
 </file>
 
 <file path=word/glossary/styles.xml><?xml version="1.0" encoding="utf-8"?>
-<w:styles xmlns:mc="http://schemas.openxmlformats.org/markup-compatibility/2006" xmlns:r="http://schemas.openxmlformats.org/officeDocument/2006/relationships" xmlns:w="http://schemas.openxmlformats.org/wordprocessingml/2006/main" xmlns:w14="http://schemas.microsoft.com/office/word/2010/wordml" xmlns:w15="http://schemas.microsoft.com/office/word/2012/wordml" xmlns:w16cex="http://schemas.microsoft.com/office/word/2018/wordml/cex" xmlns:w16cid="http://schemas.microsoft.com/office/word/2016/wordml/cid" xmlns:w16="http://schemas.microsoft.com/office/word/2018/wordml" xmlns:w16sdtdh="http://schemas.microsoft.com/office/word/2020/wordml/sdtdatahash" xmlns:w16se="http://schemas.microsoft.com/office/word/2015/wordml/symex" mc:Ignorable="w14 w15 w16se w16cid w16 w16cex w16sdtdh">
+<w:styles xmlns:mc="http://schemas.openxmlformats.org/markup-compatibility/2006" xmlns:r="http://schemas.openxmlformats.org/officeDocument/2006/relationships" xmlns:w="http://schemas.openxmlformats.org/wordprocessingml/2006/main" xmlns:w14="http://schemas.microsoft.com/office/word/2010/wordml" xmlns:w15="http://schemas.microsoft.com/office/word/2012/wordml" xmlns:w16cex="http://schemas.microsoft.com/office/word/2018/wordml/cex" xmlns:w16cid="http://schemas.microsoft.com/office/word/2016/wordml/cid" xmlns:w16="http://schemas.microsoft.com/office/word/2018/wordml" xmlns:w16du="http://schemas.microsoft.com/office/word/2023/wordml/word16du" xmlns:w16sdtdh="http://schemas.microsoft.com/office/word/2020/wordml/sdtdatahash" xmlns:w16sdtfl="http://schemas.microsoft.com/office/word/2024/wordml/sdtformatlock" xmlns:w16se="http://schemas.microsoft.com/office/word/2015/wordml/symex" mc:Ignorable="w14 w15 w16se w16cid w16 w16cex w16sdtdh w16sdtfl w16du">
   <w:docDefaults>
     <w:rPrDefault>
       <w:rPr>
@@ -5641,7 +5597,7 @@
     <w:semiHidden/>
     <w:unhideWhenUsed/>
   </w:style>
-  <w:style w:type="character" w:styleId="Textoennegrita">
+  <w:style w:type="character" w:styleId="Fuerte">
     <w:name w:val="Strong"/>
     <w:basedOn w:val="Fuentedeprrafopredeter"/>
     <w:uiPriority w:val="4"/>
@@ -5651,7 +5607,7 @@
       <w:rFonts w:asciiTheme="majorHAnsi" w:hAnsiTheme="majorHAnsi"/>
       <w:b/>
       <w:bCs/>
-      <w:color w:val="ED7D31" w:themeColor="accent2"/>
+      <w:color w:val="E97132" w:themeColor="accent2"/>
       <w:sz w:val="24"/>
     </w:rPr>
   </w:style>
@@ -5683,7 +5639,7 @@
 </file>
 
 <file path=word/glossary/webSettings.xml><?xml version="1.0" encoding="utf-8"?>
-<w:webSettings xmlns:mc="http://schemas.openxmlformats.org/markup-compatibility/2006" xmlns:r="http://schemas.openxmlformats.org/officeDocument/2006/relationships" xmlns:w="http://schemas.openxmlformats.org/wordprocessingml/2006/main" xmlns:w14="http://schemas.microsoft.com/office/word/2010/wordml" xmlns:w15="http://schemas.microsoft.com/office/word/2012/wordml" xmlns:w16cex="http://schemas.microsoft.com/office/word/2018/wordml/cex" xmlns:w16cid="http://schemas.microsoft.com/office/word/2016/wordml/cid" xmlns:w16="http://schemas.microsoft.com/office/word/2018/wordml" xmlns:w16sdtdh="http://schemas.microsoft.com/office/word/2020/wordml/sdtdatahash" xmlns:w16se="http://schemas.microsoft.com/office/word/2015/wordml/symex" mc:Ignorable="w14 w15 w16se w16cid w16 w16cex w16sdtdh">
+<w:webSettings xmlns:mc="http://schemas.openxmlformats.org/markup-compatibility/2006" xmlns:r="http://schemas.openxmlformats.org/officeDocument/2006/relationships" xmlns:w="http://schemas.openxmlformats.org/wordprocessingml/2006/main" xmlns:w14="http://schemas.microsoft.com/office/word/2010/wordml" xmlns:w15="http://schemas.microsoft.com/office/word/2012/wordml" xmlns:w16cex="http://schemas.microsoft.com/office/word/2018/wordml/cex" xmlns:w16cid="http://schemas.microsoft.com/office/word/2016/wordml/cid" xmlns:w16="http://schemas.microsoft.com/office/word/2018/wordml" xmlns:w16du="http://schemas.microsoft.com/office/word/2023/wordml/word16du" xmlns:w16sdtdh="http://schemas.microsoft.com/office/word/2020/wordml/sdtdatahash" xmlns:w16sdtfl="http://schemas.microsoft.com/office/word/2024/wordml/sdtformatlock" xmlns:w16se="http://schemas.microsoft.com/office/word/2015/wordml/symex" mc:Ignorable="w14 w15 w16se w16cid w16 w16cex w16sdtdh w16sdtfl w16du">
   <w:optimizeForBrowser/>
   <w:allowPNG/>
 </w:webSettings>
@@ -5951,6 +5907,15 @@
 </file>
 
 <file path=customXml/item1.xml><?xml version="1.0" encoding="utf-8"?>
+<?mso-contentType ?>
+<FormTemplates xmlns="http://schemas.microsoft.com/sharepoint/v3/contenttype/forms">
+  <Display>DocumentLibraryForm</Display>
+  <Edit>DocumentLibraryForm</Edit>
+  <New>DocumentLibraryForm</New>
+</FormTemplates>
+</file>
+
+<file path=customXml/item2.xml><?xml version="1.0" encoding="utf-8"?>
 <ct:contentTypeSchema xmlns:ct="http://schemas.microsoft.com/office/2006/metadata/contentType" xmlns:ma="http://schemas.microsoft.com/office/2006/metadata/properties/metaAttributes" ct:_="" ma:_="" ma:contentTypeName="Document" ma:contentTypeID="0x01010079F111ED35F8CC479449609E8A0923A6" ma:contentTypeVersion="11" ma:contentTypeDescription="Create a new document." ma:contentTypeScope="" ma:versionID="1c2eb7a32e66fb6e4260f3771546a5e2">
   <xsd:schema xmlns:xsd="http://www.w3.org/2001/XMLSchema" xmlns:xs="http://www.w3.org/2001/XMLSchema" xmlns:p="http://schemas.microsoft.com/office/2006/metadata/properties" xmlns:ns2="71af3243-3dd4-4a8d-8c0d-dd76da1f02a5" xmlns:ns3="16c05727-aa75-4e4a-9b5f-8a80a1165891" targetNamespace="http://schemas.microsoft.com/office/2006/metadata/properties" ma:root="true" ma:fieldsID="04e1f6479c48b08974ba73b5ca973489" ns2:_="" ns3:_="">
     <xsd:import namespace="71af3243-3dd4-4a8d-8c0d-dd76da1f02a5"/>
@@ -6161,15 +6126,6 @@
 </ct:contentTypeSchema>
 </file>
 
-<file path=customXml/item2.xml><?xml version="1.0" encoding="utf-8"?>
-<?mso-contentType ?>
-<FormTemplates xmlns="http://schemas.microsoft.com/sharepoint/v3/contenttype/forms">
-  <Display>DocumentLibraryForm</Display>
-  <Edit>DocumentLibraryForm</Edit>
-  <New>DocumentLibraryForm</New>
-</FormTemplates>
-</file>
-
 <file path=customXml/item3.xml><?xml version="1.0" encoding="utf-8"?>
 <p:properties xmlns:p="http://schemas.microsoft.com/office/2006/metadata/properties" xmlns:xsi="http://www.w3.org/2001/XMLSchema-instance" xmlns:pc="http://schemas.microsoft.com/office/infopath/2007/PartnerControls">
   <documentManagement>
@@ -6179,6 +6135,14 @@
 </file>
 
 <file path=customXml/itemProps1.xml><?xml version="1.0" encoding="utf-8"?>
+<ds:datastoreItem xmlns:ds="http://schemas.openxmlformats.org/officeDocument/2006/customXml" ds:itemID="{BEA6D05B-AD60-405F-B8DB-FC61ABCDF8E2}">
+  <ds:schemaRefs>
+    <ds:schemaRef ds:uri="http://schemas.microsoft.com/sharepoint/v3/contenttype/forms"/>
+  </ds:schemaRefs>
+</ds:datastoreItem>
+</file>
+
+<file path=customXml/itemProps2.xml><?xml version="1.0" encoding="utf-8"?>
 <ds:datastoreItem xmlns:ds="http://schemas.openxmlformats.org/officeDocument/2006/customXml" ds:itemID="{23573660-FE3A-4463-827C-CAE2430F8500}">
   <ds:schemaRefs>
     <ds:schemaRef ds:uri="http://schemas.microsoft.com/office/2006/metadata/contentType"/>
@@ -6197,14 +6161,6 @@
 </ds:datastoreItem>
 </file>
 
-<file path=customXml/itemProps2.xml><?xml version="1.0" encoding="utf-8"?>
-<ds:datastoreItem xmlns:ds="http://schemas.openxmlformats.org/officeDocument/2006/customXml" ds:itemID="{BEA6D05B-AD60-405F-B8DB-FC61ABCDF8E2}">
-  <ds:schemaRefs>
-    <ds:schemaRef ds:uri="http://schemas.microsoft.com/sharepoint/v3/contenttype/forms"/>
-  </ds:schemaRefs>
-</ds:datastoreItem>
-</file>
-
 <file path=customXml/itemProps3.xml><?xml version="1.0" encoding="utf-8"?>
 <ds:datastoreItem xmlns:ds="http://schemas.openxmlformats.org/officeDocument/2006/customXml" ds:itemID="{B550BB7C-2FBC-4612-9ECE-2EA076035D14}">
   <ds:schemaRefs>

--- a/liquidacion/analytica/Report/PrintPropuestaValorizacion.docx
+++ b/liquidacion/analytica/Report/PrintPropuestaValorizacion.docx
@@ -29,6 +29,179 @@
             <w:pPr>
               <w:pStyle w:val="Informacindecontacto"/>
             </w:pPr>
+            <w:r>
+              <w:rPr>
+                <w:rFonts w:ascii="Times New Roman" w:hAnsi="Times New Roman" w:cs="Times New Roman"/>
+                <w:szCs w:val="24"/>
+                <w:lang w:val="es-PE" w:eastAsia="es-PE"/>
+              </w:rPr>
+              <mc:AlternateContent>
+                <mc:Choice Requires="wps">
+                  <w:drawing>
+                    <wp:anchor distT="0" distB="0" distL="114300" distR="114300" simplePos="0" relativeHeight="251662336" behindDoc="0" locked="0" layoutInCell="1" allowOverlap="1" wp14:anchorId="522B1D2F" wp14:editId="0A75E3BD">
+                      <wp:simplePos x="0" y="0"/>
+                      <wp:positionH relativeFrom="margin">
+                        <wp:posOffset>4415155</wp:posOffset>
+                      </wp:positionH>
+                      <wp:positionV relativeFrom="paragraph">
+                        <wp:posOffset>11430</wp:posOffset>
+                      </wp:positionV>
+                      <wp:extent cx="2386965" cy="927735"/>
+                      <wp:effectExtent l="0" t="0" r="0" b="0"/>
+                      <wp:wrapNone/>
+                      <wp:docPr id="1154350600" name="Rectángulo: esquinas redondeadas 1154350600"/>
+                      <wp:cNvGraphicFramePr>
+                        <a:graphicFrameLocks xmlns:a="http://schemas.openxmlformats.org/drawingml/2006/main"/>
+                      </wp:cNvGraphicFramePr>
+                      <a:graphic xmlns:a="http://schemas.openxmlformats.org/drawingml/2006/main">
+                        <a:graphicData uri="http://schemas.microsoft.com/office/word/2010/wordprocessingShape">
+                          <wps:wsp>
+                            <wps:cNvSpPr>
+                              <a:spLocks noChangeArrowheads="1"/>
+                            </wps:cNvSpPr>
+                            <wps:spPr bwMode="auto">
+                              <a:xfrm>
+                                <a:off x="0" y="0"/>
+                                <a:ext cx="2386965" cy="927735"/>
+                              </a:xfrm>
+                              <a:prstGeom prst="roundRect">
+                                <a:avLst>
+                                  <a:gd name="adj" fmla="val 16667"/>
+                                </a:avLst>
+                              </a:prstGeom>
+                              <a:noFill/>
+                              <a:ln w="9525">
+                                <a:noFill/>
+                                <a:miter lim="800000"/>
+                                <a:headEnd/>
+                                <a:tailEnd/>
+                              </a:ln>
+                            </wps:spPr>
+                            <wps:txbx>
+                              <w:txbxContent>
+                                <w:p>
+                                  <w:pPr>
+                                    <w:jc w:val="center"/>
+                                  </w:pPr>
+                                  <w:r>
+                                    <w:rPr>
+                                      <w:rFonts w:ascii="Arial" w:eastAsia="Arial Unicode MS" w:hAnsi="Arial"/>
+                                      <w:sz w:val="18"/>
+                                      <w:szCs w:val="18"/>
+                                    </w:rPr>
+                                    <w:fldChar w:fldCharType="begin"/>
+                                  </w:r>
+                                  <w:r>
+                                    <w:rPr>
+                                      <w:rFonts w:ascii="Arial" w:eastAsia="Arial Unicode MS" w:hAnsi="Arial"/>
+                                      <w:sz w:val="18"/>
+                                      <w:szCs w:val="18"/>
+                                    </w:rPr>
+                                    <w:instrText xml:space="preserve"> MERGEFIELD  Image:logoEmpresa  \* MERGEFORMAT </w:instrText>
+                                  </w:r>
+                                  <w:r>
+                                    <w:rPr>
+                                      <w:rFonts w:ascii="Arial" w:eastAsia="Arial Unicode MS" w:hAnsi="Arial"/>
+                                      <w:sz w:val="18"/>
+                                      <w:szCs w:val="18"/>
+                                    </w:rPr>
+                                    <w:fldChar w:fldCharType="separate"/>
+                                  </w:r>
+                                  <w:r>
+                                    <w:rPr>
+                                      <w:rFonts w:ascii="Arial" w:eastAsia="Arial Unicode MS" w:hAnsi="Arial"/>
+                                      <w:noProof/>
+                                      <w:sz w:val="18"/>
+                                      <w:szCs w:val="18"/>
+                                    </w:rPr>
+                                    <w:t>«Image:logoEmpresa»</w:t>
+                                  </w:r>
+                                  <w:r>
+                                    <w:rPr>
+                                      <w:rFonts w:ascii="Arial" w:eastAsia="Arial Unicode MS" w:hAnsi="Arial"/>
+                                      <w:sz w:val="18"/>
+                                      <w:szCs w:val="18"/>
+                                    </w:rPr>
+                                    <w:fldChar w:fldCharType="end"/>
+                                  </w:r>
+                                </w:p>
+                              </w:txbxContent>
+                            </wps:txbx>
+                            <wps:bodyPr rot="0" vertOverflow="clip" horzOverflow="clip" vert="horz" wrap="square" lIns="91440" tIns="45720" rIns="91440" bIns="45720" anchor="t" anchorCtr="0" upright="1">
+                              <a:noAutofit/>
+                            </wps:bodyPr>
+                          </wps:wsp>
+                        </a:graphicData>
+                      </a:graphic>
+                      <wp14:sizeRelH relativeFrom="margin">
+                        <wp14:pctWidth>0</wp14:pctWidth>
+                      </wp14:sizeRelH>
+                      <wp14:sizeRelV relativeFrom="margin">
+                        <wp14:pctHeight>0</wp14:pctHeight>
+                      </wp14:sizeRelV>
+                    </wp:anchor>
+                  </w:drawing>
+                </mc:Choice>
+                <mc:Fallback>
+                  <w:pict>
+                    <v:roundrect w14:anchorId="522B1D2F" id="Rectángulo: esquinas redondeadas 1154350600" o:spid="_x0000_s1026" style="position:absolute;margin-left:347.65pt;margin-top:.9pt;width:187.95pt;height:73.05pt;z-index:251662336;visibility:visible;mso-wrap-style:square;mso-width-percent:0;mso-height-percent:0;mso-wrap-distance-left:9pt;mso-wrap-distance-top:0;mso-wrap-distance-right:9pt;mso-wrap-distance-bottom:0;mso-position-horizontal:absolute;mso-position-horizontal-relative:margin;mso-position-vertical:absolute;mso-position-vertical-relative:text;mso-width-percent:0;mso-height-percent:0;mso-width-relative:margin;mso-height-relative:margin;v-text-anchor:top" arcsize="10923f" o:gfxdata="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" filled="f" stroked="f">
+                      <v:stroke joinstyle="miter"/>
+                      <v:textbox>
+                        <w:txbxContent>
+                          <w:p>
+                            <w:pPr>
+                              <w:jc w:val="center"/>
+                            </w:pPr>
+                            <w:r>
+                              <w:rPr>
+                                <w:rFonts w:ascii="Arial" w:eastAsia="Arial Unicode MS" w:hAnsi="Arial"/>
+                                <w:sz w:val="18"/>
+                                <w:szCs w:val="18"/>
+                              </w:rPr>
+                              <w:fldChar w:fldCharType="begin"/>
+                            </w:r>
+                            <w:r>
+                              <w:rPr>
+                                <w:rFonts w:ascii="Arial" w:eastAsia="Arial Unicode MS" w:hAnsi="Arial"/>
+                                <w:sz w:val="18"/>
+                                <w:szCs w:val="18"/>
+                              </w:rPr>
+                              <w:instrText xml:space="preserve"> MERGEFIELD  Image:logoEmpresa  \* MERGEFORMAT </w:instrText>
+                            </w:r>
+                            <w:r>
+                              <w:rPr>
+                                <w:rFonts w:ascii="Arial" w:eastAsia="Arial Unicode MS" w:hAnsi="Arial"/>
+                                <w:sz w:val="18"/>
+                                <w:szCs w:val="18"/>
+                              </w:rPr>
+                              <w:fldChar w:fldCharType="separate"/>
+                            </w:r>
+                            <w:r>
+                              <w:rPr>
+                                <w:rFonts w:ascii="Arial" w:eastAsia="Arial Unicode MS" w:hAnsi="Arial"/>
+                                <w:noProof/>
+                                <w:sz w:val="18"/>
+                                <w:szCs w:val="18"/>
+                              </w:rPr>
+                              <w:t>«Image:logoEmpresa»</w:t>
+                            </w:r>
+                            <w:r>
+                              <w:rPr>
+                                <w:rFonts w:ascii="Arial" w:eastAsia="Arial Unicode MS" w:hAnsi="Arial"/>
+                                <w:sz w:val="18"/>
+                                <w:szCs w:val="18"/>
+                              </w:rPr>
+                              <w:fldChar w:fldCharType="end"/>
+                            </w:r>
+                          </w:p>
+                        </w:txbxContent>
+                      </v:textbox>
+                      <w10:wrap anchorx="margin"/>
+                    </v:roundrect>
+                  </w:pict>
+                </mc:Fallback>
+              </mc:AlternateContent>
+            </w:r>
           </w:p>
           <w:p>
             <w:pPr>
@@ -216,180 +389,6 @@
                 <w:color w:val="006666" w:themeColor="accent3"/>
               </w:rPr>
             </w:pPr>
-            <w:r>
-              <w:rPr>
-                <w:rFonts w:ascii="Times New Roman" w:hAnsi="Times New Roman" w:cs="Times New Roman"/>
-                <w:sz w:val="24"/>
-                <w:szCs w:val="24"/>
-                <w:lang w:val="es-PE" w:eastAsia="es-PE"/>
-              </w:rPr>
-              <mc:AlternateContent>
-                <mc:Choice Requires="wps">
-                  <w:drawing>
-                    <wp:anchor distT="0" distB="0" distL="114300" distR="114300" simplePos="0" relativeHeight="251662336" behindDoc="0" locked="0" layoutInCell="1" allowOverlap="1" wp14:anchorId="522B1D2F" wp14:editId="0DC51D90">
-                      <wp:simplePos x="0" y="0"/>
-                      <wp:positionH relativeFrom="margin">
-                        <wp:posOffset>168910</wp:posOffset>
-                      </wp:positionH>
-                      <wp:positionV relativeFrom="paragraph">
-                        <wp:posOffset>-23495</wp:posOffset>
-                      </wp:positionV>
-                      <wp:extent cx="2386965" cy="927735"/>
-                      <wp:effectExtent l="0" t="0" r="0" b="0"/>
-                      <wp:wrapNone/>
-                      <wp:docPr id="1154350600" name="Rectángulo: esquinas redondeadas 1154350600"/>
-                      <wp:cNvGraphicFramePr>
-                        <a:graphicFrameLocks xmlns:a="http://schemas.openxmlformats.org/drawingml/2006/main"/>
-                      </wp:cNvGraphicFramePr>
-                      <a:graphic xmlns:a="http://schemas.openxmlformats.org/drawingml/2006/main">
-                        <a:graphicData uri="http://schemas.microsoft.com/office/word/2010/wordprocessingShape">
-                          <wps:wsp>
-                            <wps:cNvSpPr>
-                              <a:spLocks noChangeArrowheads="1"/>
-                            </wps:cNvSpPr>
-                            <wps:spPr bwMode="auto">
-                              <a:xfrm>
-                                <a:off x="0" y="0"/>
-                                <a:ext cx="2386965" cy="927735"/>
-                              </a:xfrm>
-                              <a:prstGeom prst="roundRect">
-                                <a:avLst>
-                                  <a:gd name="adj" fmla="val 16667"/>
-                                </a:avLst>
-                              </a:prstGeom>
-                              <a:noFill/>
-                              <a:ln w="9525">
-                                <a:noFill/>
-                                <a:miter lim="800000"/>
-                                <a:headEnd/>
-                                <a:tailEnd/>
-                              </a:ln>
-                            </wps:spPr>
-                            <wps:txbx>
-                              <w:txbxContent>
-                                <w:p>
-                                  <w:pPr>
-                                    <w:jc w:val="center"/>
-                                  </w:pPr>
-                                  <w:r>
-                                    <w:rPr>
-                                      <w:rFonts w:ascii="Arial" w:eastAsia="Arial Unicode MS" w:hAnsi="Arial"/>
-                                      <w:sz w:val="18"/>
-                                      <w:szCs w:val="18"/>
-                                    </w:rPr>
-                                    <w:fldChar w:fldCharType="begin"/>
-                                  </w:r>
-                                  <w:r>
-                                    <w:rPr>
-                                      <w:rFonts w:ascii="Arial" w:eastAsia="Arial Unicode MS" w:hAnsi="Arial"/>
-                                      <w:sz w:val="18"/>
-                                      <w:szCs w:val="18"/>
-                                    </w:rPr>
-                                    <w:instrText xml:space="preserve"> MERGEFIELD  Image:logoEmpresa  \* MERGEFORMAT </w:instrText>
-                                  </w:r>
-                                  <w:r>
-                                    <w:rPr>
-                                      <w:rFonts w:ascii="Arial" w:eastAsia="Arial Unicode MS" w:hAnsi="Arial"/>
-                                      <w:sz w:val="18"/>
-                                      <w:szCs w:val="18"/>
-                                    </w:rPr>
-                                    <w:fldChar w:fldCharType="separate"/>
-                                  </w:r>
-                                  <w:r>
-                                    <w:rPr>
-                                      <w:rFonts w:ascii="Arial" w:eastAsia="Arial Unicode MS" w:hAnsi="Arial"/>
-                                      <w:noProof/>
-                                      <w:sz w:val="18"/>
-                                      <w:szCs w:val="18"/>
-                                    </w:rPr>
-                                    <w:t>«Image:logoEmpresa»</w:t>
-                                  </w:r>
-                                  <w:r>
-                                    <w:rPr>
-                                      <w:rFonts w:ascii="Arial" w:eastAsia="Arial Unicode MS" w:hAnsi="Arial"/>
-                                      <w:sz w:val="18"/>
-                                      <w:szCs w:val="18"/>
-                                    </w:rPr>
-                                    <w:fldChar w:fldCharType="end"/>
-                                  </w:r>
-                                </w:p>
-                              </w:txbxContent>
-                            </wps:txbx>
-                            <wps:bodyPr rot="0" vertOverflow="clip" horzOverflow="clip" vert="horz" wrap="square" lIns="91440" tIns="45720" rIns="91440" bIns="45720" anchor="t" anchorCtr="0" upright="1">
-                              <a:noAutofit/>
-                            </wps:bodyPr>
-                          </wps:wsp>
-                        </a:graphicData>
-                      </a:graphic>
-                      <wp14:sizeRelH relativeFrom="margin">
-                        <wp14:pctWidth>0</wp14:pctWidth>
-                      </wp14:sizeRelH>
-                      <wp14:sizeRelV relativeFrom="margin">
-                        <wp14:pctHeight>0</wp14:pctHeight>
-                      </wp14:sizeRelV>
-                    </wp:anchor>
-                  </w:drawing>
-                </mc:Choice>
-                <mc:Fallback>
-                  <w:pict>
-                    <v:roundrect w14:anchorId="522B1D2F" id="Rectángulo: esquinas redondeadas 1154350600" o:spid="_x0000_s1026" style="position:absolute;left:0;text-align:left;margin-left:13.3pt;margin-top:-1.85pt;width:187.95pt;height:73.05pt;z-index:251662336;visibility:visible;mso-wrap-style:square;mso-width-percent:0;mso-height-percent:0;mso-wrap-distance-left:9pt;mso-wrap-distance-top:0;mso-wrap-distance-right:9pt;mso-wrap-distance-bottom:0;mso-position-horizontal:absolute;mso-position-horizontal-relative:margin;mso-position-vertical:absolute;mso-position-vertical-relative:text;mso-width-percent:0;mso-height-percent:0;mso-width-relative:margin;mso-height-relative:margin;v-text-anchor:top" arcsize="10923f" o:gfxdata="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" filled="f" stroked="f">
-                      <v:stroke joinstyle="miter"/>
-                      <v:textbox>
-                        <w:txbxContent>
-                          <w:p>
-                            <w:pPr>
-                              <w:jc w:val="center"/>
-                            </w:pPr>
-                            <w:r>
-                              <w:rPr>
-                                <w:rFonts w:ascii="Arial" w:eastAsia="Arial Unicode MS" w:hAnsi="Arial"/>
-                                <w:sz w:val="18"/>
-                                <w:szCs w:val="18"/>
-                              </w:rPr>
-                              <w:fldChar w:fldCharType="begin"/>
-                            </w:r>
-                            <w:r>
-                              <w:rPr>
-                                <w:rFonts w:ascii="Arial" w:eastAsia="Arial Unicode MS" w:hAnsi="Arial"/>
-                                <w:sz w:val="18"/>
-                                <w:szCs w:val="18"/>
-                              </w:rPr>
-                              <w:instrText xml:space="preserve"> MERGEFIELD  Image:logoEmpresa  \* MERGEFORMAT </w:instrText>
-                            </w:r>
-                            <w:r>
-                              <w:rPr>
-                                <w:rFonts w:ascii="Arial" w:eastAsia="Arial Unicode MS" w:hAnsi="Arial"/>
-                                <w:sz w:val="18"/>
-                                <w:szCs w:val="18"/>
-                              </w:rPr>
-                              <w:fldChar w:fldCharType="separate"/>
-                            </w:r>
-                            <w:r>
-                              <w:rPr>
-                                <w:rFonts w:ascii="Arial" w:eastAsia="Arial Unicode MS" w:hAnsi="Arial"/>
-                                <w:noProof/>
-                                <w:sz w:val="18"/>
-                                <w:szCs w:val="18"/>
-                              </w:rPr>
-                              <w:t>«Image:logoEmpresa»</w:t>
-                            </w:r>
-                            <w:r>
-                              <w:rPr>
-                                <w:rFonts w:ascii="Arial" w:eastAsia="Arial Unicode MS" w:hAnsi="Arial"/>
-                                <w:sz w:val="18"/>
-                                <w:szCs w:val="18"/>
-                              </w:rPr>
-                              <w:fldChar w:fldCharType="end"/>
-                            </w:r>
-                          </w:p>
-                        </w:txbxContent>
-                      </v:textbox>
-                      <w10:wrap anchorx="margin"/>
-                    </v:roundrect>
-                  </w:pict>
-                </mc:Fallback>
-              </mc:AlternateContent>
-            </w:r>
           </w:p>
         </w:tc>
       </w:tr>
@@ -4991,6 +4990,7 @@
     <w:sig w:usb0="00000287" w:usb1="00000000" w:usb2="00000000" w:usb3="00000000" w:csb0="0000009F" w:csb1="00000000"/>
   </w:font>
   <w:font w:name="MS Mincho">
+    <w:altName w:val="ＭＳ 明朝"/>
     <w:panose1 w:val="02020609040205080304"/>
     <w:charset w:val="80"/>
     <w:family w:val="modern"/>
@@ -5128,6 +5128,7 @@
     <w:rsid w:val="00920ECC"/>
     <w:rsid w:val="00933C29"/>
     <w:rsid w:val="009438F4"/>
+    <w:rsid w:val="009865F9"/>
     <w:rsid w:val="009A2035"/>
     <w:rsid w:val="009B23AF"/>
     <w:rsid w:val="00A16F62"/>
@@ -5149,6 +5150,7 @@
     <w:rsid w:val="00EE24CB"/>
     <w:rsid w:val="00F03829"/>
     <w:rsid w:val="00F42731"/>
+    <w:rsid w:val="00F90672"/>
   </w:rsids>
   <m:mathPr>
     <m:mathFont m:val="Cambria Math"/>
@@ -5907,12 +5909,11 @@
 </file>
 
 <file path=customXml/item1.xml><?xml version="1.0" encoding="utf-8"?>
-<?mso-contentType ?>
-<FormTemplates xmlns="http://schemas.microsoft.com/sharepoint/v3/contenttype/forms">
-  <Display>DocumentLibraryForm</Display>
-  <Edit>DocumentLibraryForm</Edit>
-  <New>DocumentLibraryForm</New>
-</FormTemplates>
+<p:properties xmlns:p="http://schemas.microsoft.com/office/2006/metadata/properties" xmlns:xsi="http://www.w3.org/2001/XMLSchema-instance" xmlns:pc="http://schemas.microsoft.com/office/infopath/2007/PartnerControls">
+  <documentManagement>
+    <MediaServiceKeyPoints xmlns="71af3243-3dd4-4a8d-8c0d-dd76da1f02a5" xsi:nil="true"/>
+  </documentManagement>
+</p:properties>
 </file>
 
 <file path=customXml/item2.xml><?xml version="1.0" encoding="utf-8"?>
@@ -6127,17 +6128,20 @@
 </file>
 
 <file path=customXml/item3.xml><?xml version="1.0" encoding="utf-8"?>
-<p:properties xmlns:p="http://schemas.microsoft.com/office/2006/metadata/properties" xmlns:xsi="http://www.w3.org/2001/XMLSchema-instance" xmlns:pc="http://schemas.microsoft.com/office/infopath/2007/PartnerControls">
-  <documentManagement>
-    <MediaServiceKeyPoints xmlns="71af3243-3dd4-4a8d-8c0d-dd76da1f02a5" xsi:nil="true"/>
-  </documentManagement>
-</p:properties>
+<?mso-contentType ?>
+<FormTemplates xmlns="http://schemas.microsoft.com/sharepoint/v3/contenttype/forms">
+  <Display>DocumentLibraryForm</Display>
+  <Edit>DocumentLibraryForm</Edit>
+  <New>DocumentLibraryForm</New>
+</FormTemplates>
 </file>
 
 <file path=customXml/itemProps1.xml><?xml version="1.0" encoding="utf-8"?>
-<ds:datastoreItem xmlns:ds="http://schemas.openxmlformats.org/officeDocument/2006/customXml" ds:itemID="{BEA6D05B-AD60-405F-B8DB-FC61ABCDF8E2}">
+<ds:datastoreItem xmlns:ds="http://schemas.openxmlformats.org/officeDocument/2006/customXml" ds:itemID="{B550BB7C-2FBC-4612-9ECE-2EA076035D14}">
   <ds:schemaRefs>
-    <ds:schemaRef ds:uri="http://schemas.microsoft.com/sharepoint/v3/contenttype/forms"/>
+    <ds:schemaRef ds:uri="http://schemas.microsoft.com/office/2006/metadata/properties"/>
+    <ds:schemaRef ds:uri="http://schemas.microsoft.com/office/infopath/2007/PartnerControls"/>
+    <ds:schemaRef ds:uri="71af3243-3dd4-4a8d-8c0d-dd76da1f02a5"/>
   </ds:schemaRefs>
 </ds:datastoreItem>
 </file>
@@ -6162,11 +6166,9 @@
 </file>
 
 <file path=customXml/itemProps3.xml><?xml version="1.0" encoding="utf-8"?>
-<ds:datastoreItem xmlns:ds="http://schemas.openxmlformats.org/officeDocument/2006/customXml" ds:itemID="{B550BB7C-2FBC-4612-9ECE-2EA076035D14}">
+<ds:datastoreItem xmlns:ds="http://schemas.openxmlformats.org/officeDocument/2006/customXml" ds:itemID="{BEA6D05B-AD60-405F-B8DB-FC61ABCDF8E2}">
   <ds:schemaRefs>
-    <ds:schemaRef ds:uri="http://schemas.microsoft.com/office/2006/metadata/properties"/>
-    <ds:schemaRef ds:uri="http://schemas.microsoft.com/office/infopath/2007/PartnerControls"/>
-    <ds:schemaRef ds:uri="71af3243-3dd4-4a8d-8c0d-dd76da1f02a5"/>
+    <ds:schemaRef ds:uri="http://schemas.microsoft.com/sharepoint/v3/contenttype/forms"/>
   </ds:schemaRefs>
 </ds:datastoreItem>
 </file>